--- a/Отчёт.docx
+++ b/Отчёт.docx
@@ -1,6 +1,6 @@
 
 <file path=word/document.xml><?xml version="1.0" encoding="utf-8"?>
-<w:document xmlns:ve="http://schemas.openxmlformats.org/markup-compatibility/2006" xmlns:o="urn:schemas-microsoft-com:office:office" xmlns:r="http://schemas.openxmlformats.org/officeDocument/2006/relationships" xmlns:m="http://schemas.openxmlformats.org/officeDocument/2006/math" xmlns:v="urn:schemas-microsoft-com:vml" xmlns:wp="http://schemas.openxmlformats.org/drawingml/2006/wordprocessingDrawing" xmlns:w10="urn:schemas-microsoft-com:office:word" xmlns:w="http://schemas.openxmlformats.org/wordprocessingml/2006/main" xmlns:wne="http://schemas.microsoft.com/office/word/2006/wordml">
+<w:document xmlns:wpc="http://schemas.microsoft.com/office/word/2010/wordprocessingCanvas" xmlns:cx="http://schemas.microsoft.com/office/drawing/2014/chartex" xmlns:cx1="http://schemas.microsoft.com/office/drawing/2015/9/8/chartex" xmlns:cx2="http://schemas.microsoft.com/office/drawing/2015/10/21/chartex" xmlns:cx3="http://schemas.microsoft.com/office/drawing/2016/5/9/chartex" xmlns:cx4="http://schemas.microsoft.com/office/drawing/2016/5/10/chartex" xmlns:cx5="http://schemas.microsoft.com/office/drawing/2016/5/11/chartex" xmlns:cx6="http://schemas.microsoft.com/office/drawing/2016/5/12/chartex" xmlns:cx7="http://schemas.microsoft.com/office/drawing/2016/5/13/chartex" xmlns:cx8="http://schemas.microsoft.com/office/drawing/2016/5/14/chartex" xmlns:mc="http://schemas.openxmlformats.org/markup-compatibility/2006" xmlns:aink="http://schemas.microsoft.com/office/drawing/2016/ink" xmlns:am3d="http://schemas.microsoft.com/office/drawing/2017/model3d" xmlns:o="urn:schemas-microsoft-com:office:office" xmlns:oel="http://schemas.microsoft.com/office/2019/extlst" xmlns:r="http://schemas.openxmlformats.org/officeDocument/2006/relationships" xmlns:m="http://schemas.openxmlformats.org/officeDocument/2006/math" xmlns:v="urn:schemas-microsoft-com:vml" xmlns:wp14="http://schemas.microsoft.com/office/word/2010/wordprocessingDrawing" xmlns:wp="http://schemas.openxmlformats.org/drawingml/2006/wordprocessingDrawing" xmlns:w10="urn:schemas-microsoft-com:office:word" xmlns:w="http://schemas.openxmlformats.org/wordprocessingml/2006/main" xmlns:w14="http://schemas.microsoft.com/office/word/2010/wordml" xmlns:w15="http://schemas.microsoft.com/office/word/2012/wordml" xmlns:w16cex="http://schemas.microsoft.com/office/word/2018/wordml/cex" xmlns:w16cid="http://schemas.microsoft.com/office/word/2016/wordml/cid" xmlns:w16="http://schemas.microsoft.com/office/word/2018/wordml" xmlns:w16sdtdh="http://schemas.microsoft.com/office/word/2020/wordml/sdtdatahash" xmlns:w16se="http://schemas.microsoft.com/office/word/2015/wordml/symex" xmlns:wpg="http://schemas.microsoft.com/office/word/2010/wordprocessingGroup" xmlns:wpi="http://schemas.microsoft.com/office/word/2010/wordprocessingInk" xmlns:wne="http://schemas.microsoft.com/office/word/2006/wordml" xmlns:wps="http://schemas.microsoft.com/office/word/2010/wordprocessingShape" mc:Ignorable="w14 w15 w16se w16cid w16 w16cex w16sdtdh wp14">
   <w:body>
     <w:p>
       <w:pPr>
@@ -282,13 +282,23 @@
           <w:lang w:val="ru-RU"/>
         </w:rPr>
       </w:pPr>
-      <w:r>
-        <w:rPr>
-          <w:sz w:val="28"/>
-          <w:szCs w:val="28"/>
-          <w:lang w:val="ru-RU"/>
-        </w:rPr>
-        <w:t>Борцевич С.О.</w:t>
+      <w:proofErr w:type="spellStart"/>
+      <w:r>
+        <w:rPr>
+          <w:sz w:val="28"/>
+          <w:szCs w:val="28"/>
+          <w:lang w:val="ru-RU"/>
+        </w:rPr>
+        <w:t>Борцевич</w:t>
+      </w:r>
+      <w:proofErr w:type="spellEnd"/>
+      <w:r>
+        <w:rPr>
+          <w:sz w:val="28"/>
+          <w:szCs w:val="28"/>
+          <w:lang w:val="ru-RU"/>
+        </w:rPr>
+        <w:t xml:space="preserve"> С.О.</w:t>
       </w:r>
     </w:p>
     <w:p>
@@ -382,6 +392,7 @@
           <w:lang w:val="ru-RU"/>
         </w:rPr>
       </w:pPr>
+      <w:proofErr w:type="spellStart"/>
       <w:r>
         <w:rPr>
           <w:sz w:val="28"/>
@@ -390,6 +401,7 @@
         </w:rPr>
         <w:t>Болтак</w:t>
       </w:r>
+      <w:proofErr w:type="spellEnd"/>
       <w:r>
         <w:rPr>
           <w:sz w:val="28"/>
@@ -422,17 +434,6 @@
         </w:rPr>
         <w:t>.</w:t>
       </w:r>
-    </w:p>
-    <w:p>
-      <w:pPr>
-        <w:spacing w:before="240" w:line="254" w:lineRule="auto"/>
-        <w:jc w:val="right"/>
-        <w:rPr>
-          <w:sz w:val="28"/>
-          <w:szCs w:val="28"/>
-          <w:lang w:val="ru-RU"/>
-        </w:rPr>
-      </w:pPr>
     </w:p>
     <w:p>
       <w:pPr>
@@ -477,7 +478,7 @@
           <w:bCs/>
           <w:sz w:val="28"/>
           <w:szCs w:val="28"/>
-          <w:lang w:val="en-US"/>
+          <w:lang w:val="ru-RU"/>
         </w:rPr>
       </w:pPr>
       <w:r>
@@ -567,7 +568,7 @@
           <w:kern w:val="0"/>
           <w:sz w:val="20"/>
           <w:szCs w:val="20"/>
-          <w:lang w:val="ru-RU" w:eastAsia="ru-RU"/>
+          <w:lang w:val="en-US" w:eastAsia="ru-RU"/>
         </w:rPr>
       </w:pPr>
       <w:bookmarkStart w:id="0" w:name="_Hlk239714082"/>
@@ -577,17 +578,39 @@
           <w:kern w:val="0"/>
           <w:sz w:val="20"/>
           <w:szCs w:val="20"/>
-          <w:lang w:val="ru-RU" w:eastAsia="ru-RU"/>
-        </w:rPr>
-        <w:t>fun processControl(scores: Array&lt;Int&gt;, mode: Int): Int {</w:t>
-      </w:r>
-      <w:r>
-        <w:rPr>
-          <w:rFonts w:ascii="Consolas" w:eastAsia="Times New Roman" w:hAnsi="Consolas" w:cs="JetBrains Mono"/>
-          <w:kern w:val="0"/>
-          <w:sz w:val="20"/>
-          <w:szCs w:val="20"/>
-          <w:lang w:val="ru-RU" w:eastAsia="ru-RU"/>
+          <w:lang w:val="en-US" w:eastAsia="ru-RU"/>
+        </w:rPr>
+        <w:t xml:space="preserve">fun </w:t>
+      </w:r>
+      <w:proofErr w:type="spellStart"/>
+      <w:r>
+        <w:rPr>
+          <w:rFonts w:ascii="Consolas" w:eastAsia="Times New Roman" w:hAnsi="Consolas" w:cs="JetBrains Mono"/>
+          <w:kern w:val="0"/>
+          <w:sz w:val="20"/>
+          <w:szCs w:val="20"/>
+          <w:lang w:val="en-US" w:eastAsia="ru-RU"/>
+        </w:rPr>
+        <w:t>processControl</w:t>
+      </w:r>
+      <w:proofErr w:type="spellEnd"/>
+      <w:r>
+        <w:rPr>
+          <w:rFonts w:ascii="Consolas" w:eastAsia="Times New Roman" w:hAnsi="Consolas" w:cs="JetBrains Mono"/>
+          <w:kern w:val="0"/>
+          <w:sz w:val="20"/>
+          <w:szCs w:val="20"/>
+          <w:lang w:val="en-US" w:eastAsia="ru-RU"/>
+        </w:rPr>
+        <w:t>(scores: Array&lt;Int&gt;, mode: Int): Int {</w:t>
+      </w:r>
+      <w:r>
+        <w:rPr>
+          <w:rFonts w:ascii="Consolas" w:eastAsia="Times New Roman" w:hAnsi="Consolas" w:cs="JetBrains Mono"/>
+          <w:kern w:val="0"/>
+          <w:sz w:val="20"/>
+          <w:szCs w:val="20"/>
+          <w:lang w:val="en-US" w:eastAsia="ru-RU"/>
         </w:rPr>
         <w:br/>
         <w:t xml:space="preserve">    var result = 0</w:t>
@@ -598,18 +621,40 @@
           <w:kern w:val="0"/>
           <w:sz w:val="20"/>
           <w:szCs w:val="20"/>
-          <w:lang w:val="ru-RU" w:eastAsia="ru-RU"/>
+          <w:lang w:val="en-US" w:eastAsia="ru-RU"/>
         </w:rPr>
         <w:br/>
-        <w:t xml:space="preserve">    var i = 0</w:t>
-      </w:r>
-      <w:r>
-        <w:rPr>
-          <w:rFonts w:ascii="Consolas" w:eastAsia="Times New Roman" w:hAnsi="Consolas" w:cs="JetBrains Mono"/>
-          <w:kern w:val="0"/>
-          <w:sz w:val="20"/>
-          <w:szCs w:val="20"/>
-          <w:lang w:val="ru-RU" w:eastAsia="ru-RU"/>
+        <w:t xml:space="preserve">    var </w:t>
+      </w:r>
+      <w:proofErr w:type="spellStart"/>
+      <w:r>
+        <w:rPr>
+          <w:rFonts w:ascii="Consolas" w:eastAsia="Times New Roman" w:hAnsi="Consolas" w:cs="JetBrains Mono"/>
+          <w:kern w:val="0"/>
+          <w:sz w:val="20"/>
+          <w:szCs w:val="20"/>
+          <w:lang w:val="en-US" w:eastAsia="ru-RU"/>
+        </w:rPr>
+        <w:t>i</w:t>
+      </w:r>
+      <w:proofErr w:type="spellEnd"/>
+      <w:r>
+        <w:rPr>
+          <w:rFonts w:ascii="Consolas" w:eastAsia="Times New Roman" w:hAnsi="Consolas" w:cs="JetBrains Mono"/>
+          <w:kern w:val="0"/>
+          <w:sz w:val="20"/>
+          <w:szCs w:val="20"/>
+          <w:lang w:val="en-US" w:eastAsia="ru-RU"/>
+        </w:rPr>
+        <w:t xml:space="preserve"> = 0</w:t>
+      </w:r>
+      <w:r>
+        <w:rPr>
+          <w:rFonts w:ascii="Consolas" w:eastAsia="Times New Roman" w:hAnsi="Consolas" w:cs="JetBrains Mono"/>
+          <w:kern w:val="0"/>
+          <w:sz w:val="20"/>
+          <w:szCs w:val="20"/>
+          <w:lang w:val="en-US" w:eastAsia="ru-RU"/>
         </w:rPr>
         <w:br/>
       </w:r>
@@ -619,29 +664,95 @@
           <w:kern w:val="0"/>
           <w:sz w:val="20"/>
           <w:szCs w:val="20"/>
-          <w:lang w:val="ru-RU" w:eastAsia="ru-RU"/>
+          <w:lang w:val="en-US" w:eastAsia="ru-RU"/>
         </w:rPr>
         <w:br/>
-        <w:t xml:space="preserve">    while (i &lt; scores.size) {</w:t>
-      </w:r>
-      <w:r>
-        <w:rPr>
-          <w:rFonts w:ascii="Consolas" w:eastAsia="Times New Roman" w:hAnsi="Consolas" w:cs="JetBrains Mono"/>
-          <w:kern w:val="0"/>
-          <w:sz w:val="20"/>
-          <w:szCs w:val="20"/>
-          <w:lang w:val="ru-RU" w:eastAsia="ru-RU"/>
+        <w:t xml:space="preserve">    while (</w:t>
+      </w:r>
+      <w:proofErr w:type="spellStart"/>
+      <w:r>
+        <w:rPr>
+          <w:rFonts w:ascii="Consolas" w:eastAsia="Times New Roman" w:hAnsi="Consolas" w:cs="JetBrains Mono"/>
+          <w:kern w:val="0"/>
+          <w:sz w:val="20"/>
+          <w:szCs w:val="20"/>
+          <w:lang w:val="en-US" w:eastAsia="ru-RU"/>
+        </w:rPr>
+        <w:t>i</w:t>
+      </w:r>
+      <w:proofErr w:type="spellEnd"/>
+      <w:r>
+        <w:rPr>
+          <w:rFonts w:ascii="Consolas" w:eastAsia="Times New Roman" w:hAnsi="Consolas" w:cs="JetBrains Mono"/>
+          <w:kern w:val="0"/>
+          <w:sz w:val="20"/>
+          <w:szCs w:val="20"/>
+          <w:lang w:val="en-US" w:eastAsia="ru-RU"/>
+        </w:rPr>
+        <w:t xml:space="preserve"> &lt; </w:t>
+      </w:r>
+      <w:proofErr w:type="spellStart"/>
+      <w:r>
+        <w:rPr>
+          <w:rFonts w:ascii="Consolas" w:eastAsia="Times New Roman" w:hAnsi="Consolas" w:cs="JetBrains Mono"/>
+          <w:kern w:val="0"/>
+          <w:sz w:val="20"/>
+          <w:szCs w:val="20"/>
+          <w:lang w:val="en-US" w:eastAsia="ru-RU"/>
+        </w:rPr>
+        <w:t>scores.size</w:t>
+      </w:r>
+      <w:proofErr w:type="spellEnd"/>
+      <w:r>
+        <w:rPr>
+          <w:rFonts w:ascii="Consolas" w:eastAsia="Times New Roman" w:hAnsi="Consolas" w:cs="JetBrains Mono"/>
+          <w:kern w:val="0"/>
+          <w:sz w:val="20"/>
+          <w:szCs w:val="20"/>
+          <w:lang w:val="en-US" w:eastAsia="ru-RU"/>
+        </w:rPr>
+        <w:t>) {</w:t>
+      </w:r>
+      <w:r>
+        <w:rPr>
+          <w:rFonts w:ascii="Consolas" w:eastAsia="Times New Roman" w:hAnsi="Consolas" w:cs="JetBrains Mono"/>
+          <w:kern w:val="0"/>
+          <w:sz w:val="20"/>
+          <w:szCs w:val="20"/>
+          <w:lang w:val="en-US" w:eastAsia="ru-RU"/>
         </w:rPr>
         <w:br/>
-        <w:t xml:space="preserve">        var value = scores[i]</w:t>
-      </w:r>
-      <w:r>
-        <w:rPr>
-          <w:rFonts w:ascii="Consolas" w:eastAsia="Times New Roman" w:hAnsi="Consolas" w:cs="JetBrains Mono"/>
-          <w:kern w:val="0"/>
-          <w:sz w:val="20"/>
-          <w:szCs w:val="20"/>
-          <w:lang w:val="ru-RU" w:eastAsia="ru-RU"/>
+        <w:t xml:space="preserve">        var value = scores[</w:t>
+      </w:r>
+      <w:proofErr w:type="spellStart"/>
+      <w:r>
+        <w:rPr>
+          <w:rFonts w:ascii="Consolas" w:eastAsia="Times New Roman" w:hAnsi="Consolas" w:cs="JetBrains Mono"/>
+          <w:kern w:val="0"/>
+          <w:sz w:val="20"/>
+          <w:szCs w:val="20"/>
+          <w:lang w:val="en-US" w:eastAsia="ru-RU"/>
+        </w:rPr>
+        <w:t>i</w:t>
+      </w:r>
+      <w:proofErr w:type="spellEnd"/>
+      <w:r>
+        <w:rPr>
+          <w:rFonts w:ascii="Consolas" w:eastAsia="Times New Roman" w:hAnsi="Consolas" w:cs="JetBrains Mono"/>
+          <w:kern w:val="0"/>
+          <w:sz w:val="20"/>
+          <w:szCs w:val="20"/>
+          <w:lang w:val="en-US" w:eastAsia="ru-RU"/>
+        </w:rPr>
+        <w:t>]</w:t>
+      </w:r>
+      <w:r>
+        <w:rPr>
+          <w:rFonts w:ascii="Consolas" w:eastAsia="Times New Roman" w:hAnsi="Consolas" w:cs="JetBrains Mono"/>
+          <w:kern w:val="0"/>
+          <w:sz w:val="20"/>
+          <w:szCs w:val="20"/>
+          <w:lang w:val="en-US" w:eastAsia="ru-RU"/>
         </w:rPr>
         <w:br/>
       </w:r>
@@ -651,7 +762,7 @@
           <w:kern w:val="0"/>
           <w:sz w:val="20"/>
           <w:szCs w:val="20"/>
-          <w:lang w:val="ru-RU" w:eastAsia="ru-RU"/>
+          <w:lang w:val="en-US" w:eastAsia="ru-RU"/>
         </w:rPr>
         <w:br/>
         <w:t xml:space="preserve">        if (value &lt; 0) {</w:t>
@@ -662,7 +773,7 @@
           <w:kern w:val="0"/>
           <w:sz w:val="20"/>
           <w:szCs w:val="20"/>
-          <w:lang w:val="ru-RU" w:eastAsia="ru-RU"/>
+          <w:lang w:val="en-US" w:eastAsia="ru-RU"/>
         </w:rPr>
         <w:br/>
         <w:t xml:space="preserve">            value = 0</w:t>
@@ -673,7 +784,7 @@
           <w:kern w:val="0"/>
           <w:sz w:val="20"/>
           <w:szCs w:val="20"/>
-          <w:lang w:val="ru-RU" w:eastAsia="ru-RU"/>
+          <w:lang w:val="en-US" w:eastAsia="ru-RU"/>
         </w:rPr>
         <w:br/>
         <w:t xml:space="preserve">        } else if (value &gt; 100) {</w:t>
@@ -684,7 +795,7 @@
           <w:kern w:val="0"/>
           <w:sz w:val="20"/>
           <w:szCs w:val="20"/>
-          <w:lang w:val="ru-RU" w:eastAsia="ru-RU"/>
+          <w:lang w:val="en-US" w:eastAsia="ru-RU"/>
         </w:rPr>
         <w:br/>
         <w:t xml:space="preserve">            value = 100</w:t>
@@ -695,7 +806,7 @@
           <w:kern w:val="0"/>
           <w:sz w:val="20"/>
           <w:szCs w:val="20"/>
-          <w:lang w:val="ru-RU" w:eastAsia="ru-RU"/>
+          <w:lang w:val="en-US" w:eastAsia="ru-RU"/>
         </w:rPr>
         <w:br/>
         <w:t xml:space="preserve">        }</w:t>
@@ -706,7 +817,7 @@
           <w:kern w:val="0"/>
           <w:sz w:val="20"/>
           <w:szCs w:val="20"/>
-          <w:lang w:val="ru-RU" w:eastAsia="ru-RU"/>
+          <w:lang w:val="en-US" w:eastAsia="ru-RU"/>
         </w:rPr>
         <w:br/>
       </w:r>
@@ -716,7 +827,7 @@
           <w:kern w:val="0"/>
           <w:sz w:val="20"/>
           <w:szCs w:val="20"/>
-          <w:lang w:val="ru-RU" w:eastAsia="ru-RU"/>
+          <w:lang w:val="en-US" w:eastAsia="ru-RU"/>
         </w:rPr>
         <w:br/>
         <w:t xml:space="preserve">        when (mode) {</w:t>
@@ -727,7 +838,7 @@
           <w:kern w:val="0"/>
           <w:sz w:val="20"/>
           <w:szCs w:val="20"/>
-          <w:lang w:val="ru-RU" w:eastAsia="ru-RU"/>
+          <w:lang w:val="en-US" w:eastAsia="ru-RU"/>
         </w:rPr>
         <w:br/>
         <w:t xml:space="preserve">            1 -&gt; result += value</w:t>
@@ -738,7 +849,7 @@
           <w:kern w:val="0"/>
           <w:sz w:val="20"/>
           <w:szCs w:val="20"/>
-          <w:lang w:val="ru-RU" w:eastAsia="ru-RU"/>
+          <w:lang w:val="en-US" w:eastAsia="ru-RU"/>
         </w:rPr>
         <w:br/>
         <w:t xml:space="preserve">            2 -&gt; {</w:t>
@@ -749,7 +860,7 @@
           <w:kern w:val="0"/>
           <w:sz w:val="20"/>
           <w:szCs w:val="20"/>
-          <w:lang w:val="ru-RU" w:eastAsia="ru-RU"/>
+          <w:lang w:val="en-US" w:eastAsia="ru-RU"/>
         </w:rPr>
         <w:br/>
         <w:t xml:space="preserve">                if (value &gt;= 50) {</w:t>
@@ -760,7 +871,7 @@
           <w:kern w:val="0"/>
           <w:sz w:val="20"/>
           <w:szCs w:val="20"/>
-          <w:lang w:val="ru-RU" w:eastAsia="ru-RU"/>
+          <w:lang w:val="en-US" w:eastAsia="ru-RU"/>
         </w:rPr>
         <w:br/>
         <w:t xml:space="preserve">                    result += 1</w:t>
@@ -771,7 +882,7 @@
           <w:kern w:val="0"/>
           <w:sz w:val="20"/>
           <w:szCs w:val="20"/>
-          <w:lang w:val="ru-RU" w:eastAsia="ru-RU"/>
+          <w:lang w:val="en-US" w:eastAsia="ru-RU"/>
         </w:rPr>
         <w:br/>
         <w:t xml:space="preserve">                }</w:t>
@@ -782,7 +893,7 @@
           <w:kern w:val="0"/>
           <w:sz w:val="20"/>
           <w:szCs w:val="20"/>
-          <w:lang w:val="ru-RU" w:eastAsia="ru-RU"/>
+          <w:lang w:val="en-US" w:eastAsia="ru-RU"/>
         </w:rPr>
         <w:br/>
         <w:t xml:space="preserve">            }</w:t>
@@ -793,7 +904,7 @@
           <w:kern w:val="0"/>
           <w:sz w:val="20"/>
           <w:szCs w:val="20"/>
-          <w:lang w:val="ru-RU" w:eastAsia="ru-RU"/>
+          <w:lang w:val="en-US" w:eastAsia="ru-RU"/>
         </w:rPr>
         <w:br/>
         <w:t xml:space="preserve">            3 -&gt; result *= value</w:t>
@@ -804,7 +915,7 @@
           <w:kern w:val="0"/>
           <w:sz w:val="20"/>
           <w:szCs w:val="20"/>
-          <w:lang w:val="ru-RU" w:eastAsia="ru-RU"/>
+          <w:lang w:val="en-US" w:eastAsia="ru-RU"/>
         </w:rPr>
         <w:br/>
         <w:t xml:space="preserve">            else -&gt; result -= value</w:t>
@@ -815,7 +926,7 @@
           <w:kern w:val="0"/>
           <w:sz w:val="20"/>
           <w:szCs w:val="20"/>
-          <w:lang w:val="ru-RU" w:eastAsia="ru-RU"/>
+          <w:lang w:val="en-US" w:eastAsia="ru-RU"/>
         </w:rPr>
         <w:br/>
         <w:t xml:space="preserve">        }</w:t>
@@ -826,7 +937,7 @@
           <w:kern w:val="0"/>
           <w:sz w:val="20"/>
           <w:szCs w:val="20"/>
-          <w:lang w:val="ru-RU" w:eastAsia="ru-RU"/>
+          <w:lang w:val="en-US" w:eastAsia="ru-RU"/>
         </w:rPr>
         <w:br/>
       </w:r>
@@ -836,18 +947,40 @@
           <w:kern w:val="0"/>
           <w:sz w:val="20"/>
           <w:szCs w:val="20"/>
-          <w:lang w:val="ru-RU" w:eastAsia="ru-RU"/>
+          <w:lang w:val="en-US" w:eastAsia="ru-RU"/>
         </w:rPr>
         <w:br/>
-        <w:t xml:space="preserve">        i += 1</w:t>
-      </w:r>
-      <w:r>
-        <w:rPr>
-          <w:rFonts w:ascii="Consolas" w:eastAsia="Times New Roman" w:hAnsi="Consolas" w:cs="JetBrains Mono"/>
-          <w:kern w:val="0"/>
-          <w:sz w:val="20"/>
-          <w:szCs w:val="20"/>
-          <w:lang w:val="ru-RU" w:eastAsia="ru-RU"/>
+        <w:t xml:space="preserve">        </w:t>
+      </w:r>
+      <w:proofErr w:type="spellStart"/>
+      <w:r>
+        <w:rPr>
+          <w:rFonts w:ascii="Consolas" w:eastAsia="Times New Roman" w:hAnsi="Consolas" w:cs="JetBrains Mono"/>
+          <w:kern w:val="0"/>
+          <w:sz w:val="20"/>
+          <w:szCs w:val="20"/>
+          <w:lang w:val="en-US" w:eastAsia="ru-RU"/>
+        </w:rPr>
+        <w:t>i</w:t>
+      </w:r>
+      <w:proofErr w:type="spellEnd"/>
+      <w:r>
+        <w:rPr>
+          <w:rFonts w:ascii="Consolas" w:eastAsia="Times New Roman" w:hAnsi="Consolas" w:cs="JetBrains Mono"/>
+          <w:kern w:val="0"/>
+          <w:sz w:val="20"/>
+          <w:szCs w:val="20"/>
+          <w:lang w:val="en-US" w:eastAsia="ru-RU"/>
+        </w:rPr>
+        <w:t xml:space="preserve"> += 1</w:t>
+      </w:r>
+      <w:r>
+        <w:rPr>
+          <w:rFonts w:ascii="Consolas" w:eastAsia="Times New Roman" w:hAnsi="Consolas" w:cs="JetBrains Mono"/>
+          <w:kern w:val="0"/>
+          <w:sz w:val="20"/>
+          <w:szCs w:val="20"/>
+          <w:lang w:val="en-US" w:eastAsia="ru-RU"/>
         </w:rPr>
         <w:br/>
         <w:t xml:space="preserve">    }</w:t>
@@ -858,7 +991,7 @@
           <w:kern w:val="0"/>
           <w:sz w:val="20"/>
           <w:szCs w:val="20"/>
-          <w:lang w:val="ru-RU" w:eastAsia="ru-RU"/>
+          <w:lang w:val="en-US" w:eastAsia="ru-RU"/>
         </w:rPr>
         <w:br/>
       </w:r>
@@ -868,7 +1001,7 @@
           <w:kern w:val="0"/>
           <w:sz w:val="20"/>
           <w:szCs w:val="20"/>
-          <w:lang w:val="ru-RU" w:eastAsia="ru-RU"/>
+          <w:lang w:val="en-US" w:eastAsia="ru-RU"/>
         </w:rPr>
         <w:br/>
         <w:t xml:space="preserve">    for (score in scores) {</w:t>
@@ -879,7 +1012,7 @@
           <w:kern w:val="0"/>
           <w:sz w:val="20"/>
           <w:szCs w:val="20"/>
-          <w:lang w:val="ru-RU" w:eastAsia="ru-RU"/>
+          <w:lang w:val="en-US" w:eastAsia="ru-RU"/>
         </w:rPr>
         <w:br/>
         <w:t xml:space="preserve">        if (score == 0) {</w:t>
@@ -890,7 +1023,7 @@
           <w:kern w:val="0"/>
           <w:sz w:val="20"/>
           <w:szCs w:val="20"/>
-          <w:lang w:val="ru-RU" w:eastAsia="ru-RU"/>
+          <w:lang w:val="en-US" w:eastAsia="ru-RU"/>
         </w:rPr>
         <w:br/>
         <w:t xml:space="preserve">            result += 10</w:t>
@@ -901,7 +1034,7 @@
           <w:kern w:val="0"/>
           <w:sz w:val="20"/>
           <w:szCs w:val="20"/>
-          <w:lang w:val="ru-RU" w:eastAsia="ru-RU"/>
+          <w:lang w:val="en-US" w:eastAsia="ru-RU"/>
         </w:rPr>
         <w:br/>
         <w:t xml:space="preserve">        }</w:t>
@@ -912,7 +1045,7 @@
           <w:kern w:val="0"/>
           <w:sz w:val="20"/>
           <w:szCs w:val="20"/>
-          <w:lang w:val="ru-RU" w:eastAsia="ru-RU"/>
+          <w:lang w:val="en-US" w:eastAsia="ru-RU"/>
         </w:rPr>
         <w:br/>
         <w:t xml:space="preserve">    }</w:t>
@@ -923,7 +1056,7 @@
           <w:kern w:val="0"/>
           <w:sz w:val="20"/>
           <w:szCs w:val="20"/>
-          <w:lang w:val="ru-RU" w:eastAsia="ru-RU"/>
+          <w:lang w:val="en-US" w:eastAsia="ru-RU"/>
         </w:rPr>
         <w:br/>
       </w:r>
@@ -933,7 +1066,7 @@
           <w:kern w:val="0"/>
           <w:sz w:val="20"/>
           <w:szCs w:val="20"/>
-          <w:lang w:val="ru-RU" w:eastAsia="ru-RU"/>
+          <w:lang w:val="en-US" w:eastAsia="ru-RU"/>
         </w:rPr>
         <w:br/>
         <w:t xml:space="preserve">    var retries = 2</w:t>
@@ -944,7 +1077,7 @@
           <w:kern w:val="0"/>
           <w:sz w:val="20"/>
           <w:szCs w:val="20"/>
-          <w:lang w:val="ru-RU" w:eastAsia="ru-RU"/>
+          <w:lang w:val="en-US" w:eastAsia="ru-RU"/>
         </w:rPr>
         <w:br/>
         <w:t xml:space="preserve">    do {</w:t>
@@ -955,7 +1088,7 @@
           <w:kern w:val="0"/>
           <w:sz w:val="20"/>
           <w:szCs w:val="20"/>
-          <w:lang w:val="ru-RU" w:eastAsia="ru-RU"/>
+          <w:lang w:val="en-US" w:eastAsia="ru-RU"/>
         </w:rPr>
         <w:br/>
         <w:t xml:space="preserve">        if (result &lt; 0) {</w:t>
@@ -966,7 +1099,7 @@
           <w:kern w:val="0"/>
           <w:sz w:val="20"/>
           <w:szCs w:val="20"/>
-          <w:lang w:val="ru-RU" w:eastAsia="ru-RU"/>
+          <w:lang w:val="en-US" w:eastAsia="ru-RU"/>
         </w:rPr>
         <w:br/>
         <w:t xml:space="preserve">            result = 0</w:t>
@@ -977,7 +1110,7 @@
           <w:kern w:val="0"/>
           <w:sz w:val="20"/>
           <w:szCs w:val="20"/>
-          <w:lang w:val="ru-RU" w:eastAsia="ru-RU"/>
+          <w:lang w:val="en-US" w:eastAsia="ru-RU"/>
         </w:rPr>
         <w:br/>
         <w:t xml:space="preserve">        }</w:t>
@@ -988,7 +1121,7 @@
           <w:kern w:val="0"/>
           <w:sz w:val="20"/>
           <w:szCs w:val="20"/>
-          <w:lang w:val="ru-RU" w:eastAsia="ru-RU"/>
+          <w:lang w:val="en-US" w:eastAsia="ru-RU"/>
         </w:rPr>
         <w:br/>
         <w:t xml:space="preserve">        retries -= 1</w:t>
@@ -999,7 +1132,7 @@
           <w:kern w:val="0"/>
           <w:sz w:val="20"/>
           <w:szCs w:val="20"/>
-          <w:lang w:val="ru-RU" w:eastAsia="ru-RU"/>
+          <w:lang w:val="en-US" w:eastAsia="ru-RU"/>
         </w:rPr>
         <w:br/>
         <w:t xml:space="preserve">    } while (retries &gt; 0)</w:t>
@@ -1010,7 +1143,7 @@
           <w:kern w:val="0"/>
           <w:sz w:val="20"/>
           <w:szCs w:val="20"/>
-          <w:lang w:val="ru-RU" w:eastAsia="ru-RU"/>
+          <w:lang w:val="en-US" w:eastAsia="ru-RU"/>
         </w:rPr>
         <w:br/>
       </w:r>
@@ -1020,7 +1153,7 @@
           <w:kern w:val="0"/>
           <w:sz w:val="20"/>
           <w:szCs w:val="20"/>
-          <w:lang w:val="ru-RU" w:eastAsia="ru-RU"/>
+          <w:lang w:val="en-US" w:eastAsia="ru-RU"/>
         </w:rPr>
         <w:br/>
         <w:t xml:space="preserve">    return result</w:t>
@@ -1031,7 +1164,7 @@
           <w:kern w:val="0"/>
           <w:sz w:val="20"/>
           <w:szCs w:val="20"/>
-          <w:lang w:val="ru-RU" w:eastAsia="ru-RU"/>
+          <w:lang w:val="en-US" w:eastAsia="ru-RU"/>
         </w:rPr>
         <w:br/>
         <w:t>}</w:t>
@@ -1129,7 +1262,7 @@
         <w:jc w:val="center"/>
       </w:pPr>
       <w:r>
-        <w:object w:dxaOrig="9249" w:dyaOrig="15203">
+        <w:object w:dxaOrig="9249" w:dyaOrig="15203" w14:anchorId="67BF608A">
           <v:shapetype id="_x0000_t75" coordsize="21600,21600" o:spt="75" o:preferrelative="t" path="m@4@5l@4@11@9@11@9@5xe" filled="f" stroked="f">
             <v:stroke joinstyle="miter"/>
             <v:formulas>
@@ -1149,10 +1282,10 @@
             <v:path o:extrusionok="f" gradientshapeok="t" o:connecttype="rect"/>
             <o:lock v:ext="edit" aspectratio="t"/>
           </v:shapetype>
-          <v:shape id="_x0000_i1025" type="#_x0000_t75" style="width:400.1pt;height:656.85pt" o:ole="">
+          <v:shape id="_x0000_i1025" type="#_x0000_t75" style="width:400pt;height:657pt" o:ole="">
             <v:imagedata r:id="rId4" o:title=""/>
           </v:shape>
-          <o:OLEObject Type="Embed" ProgID="Visio.Drawing.11" ShapeID="_x0000_i1025" DrawAspect="Content" ObjectID="_1852744732" r:id="rId5"/>
+          <o:OLEObject Type="Embed" ProgID="Visio.Drawing.11" ShapeID="_x0000_i1025" DrawAspect="Content" ObjectID="_1852804772" r:id="rId5"/>
         </w:object>
       </w:r>
     </w:p>
@@ -1162,11 +1295,11 @@
         <w:jc w:val="center"/>
       </w:pPr>
       <w:r>
-        <w:object w:dxaOrig="4118" w:dyaOrig="11517">
-          <v:shape id="_x0000_i1026" type="#_x0000_t75" style="width:205.8pt;height:8in" o:ole="">
+        <w:object w:dxaOrig="4118" w:dyaOrig="11517" w14:anchorId="33E77EFA">
+          <v:shape id="_x0000_i1026" type="#_x0000_t75" style="width:206pt;height:8in" o:ole="">
             <v:imagedata r:id="rId6" o:title=""/>
           </v:shape>
-          <o:OLEObject Type="Embed" ProgID="Visio.Drawing.11" ShapeID="_x0000_i1026" DrawAspect="Content" ObjectID="_1852744733" r:id="rId7"/>
+          <o:OLEObject Type="Embed" ProgID="Visio.Drawing.11" ShapeID="_x0000_i1026" DrawAspect="Content" ObjectID="_1852804773" r:id="rId7"/>
         </w:object>
       </w:r>
     </w:p>
@@ -1337,7 +1470,7 @@
         <w:tblStyle w:val="ac"/>
         <w:tblW w:w="9356" w:type="dxa"/>
         <w:tblInd w:w="-5" w:type="dxa"/>
-        <w:tblLook w:val="04A0"/>
+        <w:tblLook w:val="04A0" w:firstRow="1" w:lastRow="0" w:firstColumn="1" w:lastColumn="0" w:noHBand="0" w:noVBand="1"/>
       </w:tblPr>
       <w:tblGrid>
         <w:gridCol w:w="4536"/>
@@ -1518,7 +1651,7 @@
                 <w:sz w:val="28"/>
                 <w:szCs w:val="28"/>
               </w:rPr>
-              <w:t>do-while</w:t>
+              <w:t>do</w:t>
             </w:r>
             <w:r>
               <w:rPr>
@@ -1528,6 +1661,25 @@
                 <w:szCs w:val="28"/>
                 <w:lang w:val="ru-RU"/>
               </w:rPr>
+              <w:t>-</w:t>
+            </w:r>
+            <w:r>
+              <w:rPr>
+                <w:bCs/>
+                <w:color w:val="000000"/>
+                <w:sz w:val="28"/>
+                <w:szCs w:val="28"/>
+              </w:rPr>
+              <w:t>while</w:t>
+            </w:r>
+            <w:r>
+              <w:rPr>
+                <w:bCs/>
+                <w:color w:val="000000"/>
+                <w:sz w:val="28"/>
+                <w:szCs w:val="28"/>
+                <w:lang w:val="ru-RU"/>
+              </w:rPr>
               <w:t xml:space="preserve">, </w:t>
             </w:r>
             <w:r>
@@ -1576,7 +1728,29 @@
                 <w:szCs w:val="28"/>
                 <w:lang w:val="ru-RU"/>
               </w:rPr>
-              <w:t>и др)</w:t>
+              <w:t xml:space="preserve">и </w:t>
+            </w:r>
+            <w:proofErr w:type="spellStart"/>
+            <w:r>
+              <w:rPr>
+                <w:bCs/>
+                <w:color w:val="000000"/>
+                <w:sz w:val="28"/>
+                <w:szCs w:val="28"/>
+                <w:lang w:val="ru-RU"/>
+              </w:rPr>
+              <w:t>др</w:t>
+            </w:r>
+            <w:proofErr w:type="spellEnd"/>
+            <w:r>
+              <w:rPr>
+                <w:bCs/>
+                <w:color w:val="000000"/>
+                <w:sz w:val="28"/>
+                <w:szCs w:val="28"/>
+                <w:lang w:val="ru-RU"/>
+              </w:rPr>
+              <w:t>)</w:t>
             </w:r>
           </w:p>
         </w:tc>
@@ -1724,7 +1898,7 @@
       <w:tblPr>
         <w:tblStyle w:val="ac"/>
         <w:tblW w:w="9351" w:type="dxa"/>
-        <w:tblLook w:val="04A0"/>
+        <w:tblLook w:val="04A0" w:firstRow="1" w:lastRow="0" w:firstColumn="1" w:lastColumn="0" w:noHBand="0" w:noVBand="1"/>
       </w:tblPr>
       <w:tblGrid>
         <w:gridCol w:w="4531"/>
@@ -1840,6 +2014,7 @@
                 <w:color w:val="000000"/>
                 <w:sz w:val="28"/>
                 <w:szCs w:val="28"/>
+                <w:lang w:val="ru-RU"/>
               </w:rPr>
             </w:pPr>
             <w:r>
@@ -1848,8 +2023,9 @@
                 <w:color w:val="000000"/>
                 <w:sz w:val="28"/>
                 <w:szCs w:val="28"/>
-              </w:rPr>
-              <w:t>2</w:t>
+                <w:lang w:val="ru-RU"/>
+              </w:rPr>
+              <w:t>1</w:t>
             </w:r>
           </w:p>
         </w:tc>
@@ -2232,6 +2408,7 @@
                 <w:color w:val="000000"/>
                 <w:sz w:val="28"/>
                 <w:szCs w:val="28"/>
+                <w:lang w:val="ru-RU"/>
               </w:rPr>
             </w:pPr>
             <w:r>
@@ -2240,8 +2417,9 @@
                 <w:color w:val="000000"/>
                 <w:sz w:val="28"/>
                 <w:szCs w:val="28"/>
-              </w:rPr>
-              <w:t>2</w:t>
+                <w:lang w:val="ru-RU"/>
+              </w:rPr>
+              <w:t>1</w:t>
             </w:r>
           </w:p>
         </w:tc>
@@ -2354,6 +2532,7 @@
                 <w:color w:val="000000"/>
                 <w:sz w:val="28"/>
                 <w:szCs w:val="28"/>
+                <w:lang w:val="ru-RU"/>
               </w:rPr>
             </w:pPr>
             <w:r>
@@ -2363,7 +2542,17 @@
                 <w:sz w:val="28"/>
                 <w:szCs w:val="28"/>
               </w:rPr>
-              <w:t>13</w:t>
+              <w:t>1</w:t>
+            </w:r>
+            <w:r>
+              <w:rPr>
+                <w:bCs/>
+                <w:color w:val="000000"/>
+                <w:sz w:val="28"/>
+                <w:szCs w:val="28"/>
+                <w:lang w:val="ru-RU"/>
+              </w:rPr>
+              <w:t>1</w:t>
             </w:r>
           </w:p>
         </w:tc>
@@ -2423,7 +2612,7 @@
       <w:tblPr>
         <w:tblStyle w:val="ac"/>
         <w:tblW w:w="0" w:type="auto"/>
-        <w:tblLook w:val="04A0"/>
+        <w:tblLook w:val="04A0" w:firstRow="1" w:lastRow="0" w:firstColumn="1" w:lastColumn="0" w:noHBand="0" w:noVBand="1"/>
       </w:tblPr>
       <w:tblGrid>
         <w:gridCol w:w="4672"/>
@@ -2578,8 +2767,19 @@
                 <w:sz w:val="28"/>
                 <w:szCs w:val="28"/>
               </w:rPr>
-              <w:t xml:space="preserve"> с 4 ветвями</w:t>
-            </w:r>
+              <w:t xml:space="preserve"> с 4 </w:t>
+            </w:r>
+            <w:proofErr w:type="spellStart"/>
+            <w:r>
+              <w:rPr>
+                <w:bCs/>
+                <w:color w:val="000000"/>
+                <w:sz w:val="28"/>
+                <w:szCs w:val="28"/>
+              </w:rPr>
+              <w:t>ветвями</w:t>
+            </w:r>
+            <w:proofErr w:type="spellEnd"/>
             <w:r>
               <w:rPr>
                 <w:bCs/>
@@ -2891,8 +3091,21 @@
           <w:szCs w:val="28"/>
           <w:lang w:val="ru-RU"/>
         </w:rPr>
-        <w:t xml:space="preserve"> cl</w:t>
-      </w:r>
+        <w:t xml:space="preserve"> </w:t>
+      </w:r>
+      <w:proofErr w:type="spellStart"/>
+      <w:r>
+        <w:rPr>
+          <w:b/>
+          <w:bCs/>
+          <w:color w:val="000000"/>
+          <w:sz w:val="28"/>
+          <w:szCs w:val="28"/>
+          <w:lang w:val="ru-RU"/>
+        </w:rPr>
+        <w:t>cl</w:t>
+      </w:r>
+      <w:proofErr w:type="spellEnd"/>
     </w:p>
     <w:p>
       <w:pPr>
@@ -2946,8 +3159,37 @@
           <w:color w:val="000000"/>
           <w:sz w:val="28"/>
           <w:szCs w:val="28"/>
-        </w:rPr>
-        <w:t>3/24 = 0.5417…</w:t>
+          <w:lang w:val="ru-RU"/>
+        </w:rPr>
+        <w:t>1</w:t>
+      </w:r>
+      <w:r>
+        <w:rPr>
+          <w:bCs/>
+          <w:color w:val="000000"/>
+          <w:sz w:val="28"/>
+          <w:szCs w:val="28"/>
+        </w:rPr>
+        <w:t>/24 = 0.</w:t>
+      </w:r>
+      <w:r>
+        <w:rPr>
+          <w:bCs/>
+          <w:color w:val="000000"/>
+          <w:sz w:val="28"/>
+          <w:szCs w:val="28"/>
+          <w:lang w:val="ru-RU"/>
+        </w:rPr>
+        <w:t>4583</w:t>
+      </w:r>
+      <w:r>
+        <w:rPr>
+          <w:bCs/>
+          <w:color w:val="000000"/>
+          <w:sz w:val="28"/>
+          <w:szCs w:val="28"/>
+        </w:rPr>
+        <w:t>…</w:t>
       </w:r>
     </w:p>
     <w:p>
@@ -2992,33 +3234,6 @@
         <w:rPr>
           <w:color w:val="000000"/>
           <w:lang w:val="ru-RU"/>
-        </w:rPr>
-      </w:pPr>
-    </w:p>
-    <w:p>
-      <w:pPr>
-        <w:spacing w:after="120" w:line="269" w:lineRule="auto"/>
-        <w:rPr>
-          <w:color w:val="000000"/>
-          <w:lang w:val="ru-RU"/>
-        </w:rPr>
-      </w:pPr>
-    </w:p>
-    <w:p>
-      <w:pPr>
-        <w:spacing w:after="120" w:line="269" w:lineRule="auto"/>
-        <w:jc w:val="center"/>
-        <w:rPr>
-          <w:color w:val="000000"/>
-        </w:rPr>
-      </w:pPr>
-    </w:p>
-    <w:p>
-      <w:pPr>
-        <w:spacing w:after="120" w:line="269" w:lineRule="auto"/>
-        <w:jc w:val="center"/>
-        <w:rPr>
-          <w:color w:val="000000"/>
         </w:rPr>
       </w:pPr>
     </w:p>
@@ -3044,6 +3259,7 @@
           <w:szCs w:val="28"/>
           <w:lang w:val="ru-RU"/>
         </w:rPr>
+        <w:lastRenderedPageBreak/>
         <w:t>Результат работы программы:</w:t>
       </w:r>
     </w:p>
@@ -3074,19 +3290,29 @@
           <w:lang w:val="ru-RU"/>
         </w:rPr>
       </w:pPr>
+    </w:p>
+    <w:p>
+      <w:pPr>
+        <w:pStyle w:val="zfr3q"/>
+        <w:spacing w:before="0" w:beforeAutospacing="0" w:after="0" w:afterAutospacing="0"/>
+        <w:rPr>
+          <w:b/>
+          <w:bCs/>
+          <w:color w:val="000000"/>
+          <w:sz w:val="28"/>
+          <w:szCs w:val="28"/>
+          <w:lang w:val="ru-RU"/>
+        </w:rPr>
+      </w:pPr>
       <w:r>
         <w:rPr>
           <w:noProof/>
-          <w:color w:val="000000"/>
-          <w:sz w:val="28"/>
-          <w:szCs w:val="28"/>
-          <w:lang w:val="ru-RU" w:eastAsia="ru-RU"/>
         </w:rPr>
         <w:drawing>
-          <wp:inline distT="0" distB="0" distL="0" distR="0">
-            <wp:extent cx="7069349" cy="7010400"/>
+          <wp:inline distT="0" distB="0" distL="0" distR="0" wp14:anchorId="0F0AF397" wp14:editId="0E08AA55">
+            <wp:extent cx="6339512" cy="4064000"/>
             <wp:effectExtent l="0" t="0" r="0" b="0"/>
-            <wp:docPr id="165311639" name="Рисунок 1"/>
+            <wp:docPr id="1" name="Рисунок 1"/>
             <wp:cNvGraphicFramePr>
               <a:graphicFrameLocks xmlns:a="http://schemas.openxmlformats.org/drawingml/2006/main" noChangeAspect="1"/>
             </wp:cNvGraphicFramePr>
@@ -3094,11 +3320,11 @@
               <a:graphicData uri="http://schemas.openxmlformats.org/drawingml/2006/picture">
                 <pic:pic xmlns:pic="http://schemas.openxmlformats.org/drawingml/2006/picture">
                   <pic:nvPicPr>
-                    <pic:cNvPr id="165311639" name=""/>
+                    <pic:cNvPr id="1" name=""/>
                     <pic:cNvPicPr/>
                   </pic:nvPicPr>
                   <pic:blipFill>
-                    <a:blip r:embed="rId8" cstate="print"/>
+                    <a:blip r:embed="rId8"/>
                     <a:stretch>
                       <a:fillRect/>
                     </a:stretch>
@@ -3106,7 +3332,7 @@
                   <pic:spPr>
                     <a:xfrm>
                       <a:off x="0" y="0"/>
-                      <a:ext cx="7076209" cy="7017202"/>
+                      <a:ext cx="6344315" cy="4067079"/>
                     </a:xfrm>
                     <a:prstGeom prst="rect">
                       <a:avLst/>
@@ -3118,20 +3344,6 @@
           </wp:inline>
         </w:drawing>
       </w:r>
-    </w:p>
-    <w:p>
-      <w:pPr>
-        <w:pStyle w:val="zfr3q"/>
-        <w:spacing w:before="0" w:beforeAutospacing="0" w:after="0" w:afterAutospacing="0"/>
-        <w:rPr>
-          <w:b/>
-          <w:bCs/>
-          <w:color w:val="000000"/>
-          <w:sz w:val="28"/>
-          <w:szCs w:val="28"/>
-          <w:lang w:val="ru-RU"/>
-        </w:rPr>
-      </w:pPr>
     </w:p>
     <w:p/>
     <w:sectPr>
@@ -3145,7 +3357,7 @@
 </file>
 
 <file path=word/styles.xml><?xml version="1.0" encoding="utf-8"?>
-<w:styles xmlns:r="http://schemas.openxmlformats.org/officeDocument/2006/relationships" xmlns:w="http://schemas.openxmlformats.org/wordprocessingml/2006/main">
+<w:styles xmlns:mc="http://schemas.openxmlformats.org/markup-compatibility/2006" xmlns:r="http://schemas.openxmlformats.org/officeDocument/2006/relationships" xmlns:w="http://schemas.openxmlformats.org/wordprocessingml/2006/main" xmlns:w14="http://schemas.microsoft.com/office/word/2010/wordml" xmlns:w15="http://schemas.microsoft.com/office/word/2012/wordml" xmlns:w16cex="http://schemas.microsoft.com/office/word/2018/wordml/cex" xmlns:w16cid="http://schemas.microsoft.com/office/word/2016/wordml/cid" xmlns:w16="http://schemas.microsoft.com/office/word/2018/wordml" xmlns:w16sdtdh="http://schemas.microsoft.com/office/word/2020/wordml/sdtdatahash" xmlns:w16se="http://schemas.microsoft.com/office/word/2015/wordml/symex" mc:Ignorable="w14 w15 w16se w16cid w16 w16cex w16sdtdh">
   <w:docDefaults>
     <w:rPrDefault>
       <w:rPr>
@@ -3162,144 +3374,383 @@
       </w:pPr>
     </w:pPrDefault>
   </w:docDefaults>
-  <w:latentStyles w:defLockedState="0" w:defUIPriority="99" w:defSemiHidden="1" w:defUnhideWhenUsed="1" w:defQFormat="0" w:count="267">
-    <w:lsdException w:name="Normal" w:semiHidden="0" w:uiPriority="0" w:unhideWhenUsed="0" w:qFormat="1"/>
-    <w:lsdException w:name="heading 1" w:semiHidden="0" w:uiPriority="9" w:unhideWhenUsed="0" w:qFormat="1"/>
-    <w:lsdException w:name="heading 2" w:uiPriority="9" w:qFormat="1"/>
-    <w:lsdException w:name="heading 3" w:uiPriority="9" w:qFormat="1"/>
-    <w:lsdException w:name="heading 4" w:uiPriority="9" w:qFormat="1"/>
-    <w:lsdException w:name="heading 5" w:uiPriority="9" w:qFormat="1"/>
-    <w:lsdException w:name="heading 6" w:uiPriority="9" w:qFormat="1"/>
-    <w:lsdException w:name="heading 7" w:uiPriority="9" w:qFormat="1"/>
-    <w:lsdException w:name="heading 8" w:uiPriority="9" w:qFormat="1"/>
-    <w:lsdException w:name="heading 9" w:uiPriority="9" w:qFormat="1"/>
-    <w:lsdException w:name="toc 1" w:uiPriority="39"/>
-    <w:lsdException w:name="toc 2" w:uiPriority="39"/>
-    <w:lsdException w:name="toc 3" w:uiPriority="39"/>
-    <w:lsdException w:name="toc 4" w:uiPriority="39"/>
-    <w:lsdException w:name="toc 5" w:uiPriority="39"/>
-    <w:lsdException w:name="toc 6" w:uiPriority="39"/>
-    <w:lsdException w:name="toc 7" w:uiPriority="39"/>
-    <w:lsdException w:name="toc 8" w:uiPriority="39"/>
-    <w:lsdException w:name="toc 9" w:uiPriority="39"/>
-    <w:lsdException w:name="caption" w:uiPriority="35" w:qFormat="1"/>
-    <w:lsdException w:name="Title" w:semiHidden="0" w:uiPriority="10" w:unhideWhenUsed="0" w:qFormat="1"/>
-    <w:lsdException w:name="Default Paragraph Font" w:uiPriority="1"/>
-    <w:lsdException w:name="Subtitle" w:semiHidden="0" w:uiPriority="11" w:unhideWhenUsed="0" w:qFormat="1"/>
-    <w:lsdException w:name="Strong" w:semiHidden="0" w:uiPriority="22" w:unhideWhenUsed="0" w:qFormat="1"/>
-    <w:lsdException w:name="Emphasis" w:semiHidden="0" w:uiPriority="20" w:unhideWhenUsed="0" w:qFormat="1"/>
-    <w:lsdException w:name="Table Grid" w:semiHidden="0" w:uiPriority="39" w:unhideWhenUsed="0"/>
-    <w:lsdException w:name="Placeholder Text" w:unhideWhenUsed="0"/>
-    <w:lsdException w:name="No Spacing" w:semiHidden="0" w:uiPriority="1" w:unhideWhenUsed="0" w:qFormat="1"/>
-    <w:lsdException w:name="Light Shading" w:semiHidden="0" w:uiPriority="60" w:unhideWhenUsed="0"/>
-    <w:lsdException w:name="Light List" w:semiHidden="0" w:uiPriority="61" w:unhideWhenUsed="0"/>
-    <w:lsdException w:name="Light Grid" w:semiHidden="0" w:uiPriority="62" w:unhideWhenUsed="0"/>
-    <w:lsdException w:name="Medium Shading 1" w:semiHidden="0" w:uiPriority="63" w:unhideWhenUsed="0"/>
-    <w:lsdException w:name="Medium Shading 2" w:semiHidden="0" w:uiPriority="64" w:unhideWhenUsed="0"/>
-    <w:lsdException w:name="Medium List 1" w:semiHidden="0" w:uiPriority="65" w:unhideWhenUsed="0"/>
-    <w:lsdException w:name="Medium List 2" w:semiHidden="0" w:uiPriority="66" w:unhideWhenUsed="0"/>
-    <w:lsdException w:name="Medium Grid 1" w:semiHidden="0" w:uiPriority="67" w:unhideWhenUsed="0"/>
-    <w:lsdException w:name="Medium Grid 2" w:semiHidden="0" w:uiPriority="68" w:unhideWhenUsed="0"/>
-    <w:lsdException w:name="Medium Grid 3" w:semiHidden="0" w:uiPriority="69" w:unhideWhenUsed="0"/>
-    <w:lsdException w:name="Dark List" w:semiHidden="0" w:uiPriority="70" w:unhideWhenUsed="0"/>
-    <w:lsdException w:name="Colorful Shading" w:semiHidden="0" w:uiPriority="71" w:unhideWhenUsed="0"/>
-    <w:lsdException w:name="Colorful List" w:semiHidden="0" w:uiPriority="72" w:unhideWhenUsed="0"/>
-    <w:lsdException w:name="Colorful Grid" w:semiHidden="0" w:uiPriority="73" w:unhideWhenUsed="0"/>
-    <w:lsdException w:name="Light Shading Accent 1" w:semiHidden="0" w:uiPriority="60" w:unhideWhenUsed="0"/>
-    <w:lsdException w:name="Light List Accent 1" w:semiHidden="0" w:uiPriority="61" w:unhideWhenUsed="0"/>
-    <w:lsdException w:name="Light Grid Accent 1" w:semiHidden="0" w:uiPriority="62" w:unhideWhenUsed="0"/>
-    <w:lsdException w:name="Medium Shading 1 Accent 1" w:semiHidden="0" w:uiPriority="63" w:unhideWhenUsed="0"/>
-    <w:lsdException w:name="Medium Shading 2 Accent 1" w:semiHidden="0" w:uiPriority="64" w:unhideWhenUsed="0"/>
-    <w:lsdException w:name="Medium List 1 Accent 1" w:semiHidden="0" w:uiPriority="65" w:unhideWhenUsed="0"/>
-    <w:lsdException w:name="Revision" w:unhideWhenUsed="0"/>
-    <w:lsdException w:name="List Paragraph" w:semiHidden="0" w:uiPriority="34" w:unhideWhenUsed="0" w:qFormat="1"/>
-    <w:lsdException w:name="Quote" w:semiHidden="0" w:uiPriority="29" w:unhideWhenUsed="0" w:qFormat="1"/>
-    <w:lsdException w:name="Intense Quote" w:semiHidden="0" w:uiPriority="30" w:unhideWhenUsed="0" w:qFormat="1"/>
-    <w:lsdException w:name="Medium List 2 Accent 1" w:semiHidden="0" w:uiPriority="66" w:unhideWhenUsed="0"/>
-    <w:lsdException w:name="Medium Grid 1 Accent 1" w:semiHidden="0" w:uiPriority="67" w:unhideWhenUsed="0"/>
-    <w:lsdException w:name="Medium Grid 2 Accent 1" w:semiHidden="0" w:uiPriority="68" w:unhideWhenUsed="0"/>
-    <w:lsdException w:name="Medium Grid 3 Accent 1" w:semiHidden="0" w:uiPriority="69" w:unhideWhenUsed="0"/>
-    <w:lsdException w:name="Dark List Accent 1" w:semiHidden="0" w:uiPriority="70" w:unhideWhenUsed="0"/>
-    <w:lsdException w:name="Colorful Shading Accent 1" w:semiHidden="0" w:uiPriority="71" w:unhideWhenUsed="0"/>
-    <w:lsdException w:name="Colorful List Accent 1" w:semiHidden="0" w:uiPriority="72" w:unhideWhenUsed="0"/>
-    <w:lsdException w:name="Colorful Grid Accent 1" w:semiHidden="0" w:uiPriority="73" w:unhideWhenUsed="0"/>
-    <w:lsdException w:name="Light Shading Accent 2" w:semiHidden="0" w:uiPriority="60" w:unhideWhenUsed="0"/>
-    <w:lsdException w:name="Light List Accent 2" w:semiHidden="0" w:uiPriority="61" w:unhideWhenUsed="0"/>
-    <w:lsdException w:name="Light Grid Accent 2" w:semiHidden="0" w:uiPriority="62" w:unhideWhenUsed="0"/>
-    <w:lsdException w:name="Medium Shading 1 Accent 2" w:semiHidden="0" w:uiPriority="63" w:unhideWhenUsed="0"/>
-    <w:lsdException w:name="Medium Shading 2 Accent 2" w:semiHidden="0" w:uiPriority="64" w:unhideWhenUsed="0"/>
-    <w:lsdException w:name="Medium List 1 Accent 2" w:semiHidden="0" w:uiPriority="65" w:unhideWhenUsed="0"/>
-    <w:lsdException w:name="Medium List 2 Accent 2" w:semiHidden="0" w:uiPriority="66" w:unhideWhenUsed="0"/>
-    <w:lsdException w:name="Medium Grid 1 Accent 2" w:semiHidden="0" w:uiPriority="67" w:unhideWhenUsed="0"/>
-    <w:lsdException w:name="Medium Grid 2 Accent 2" w:semiHidden="0" w:uiPriority="68" w:unhideWhenUsed="0"/>
-    <w:lsdException w:name="Medium Grid 3 Accent 2" w:semiHidden="0" w:uiPriority="69" w:unhideWhenUsed="0"/>
-    <w:lsdException w:name="Dark List Accent 2" w:semiHidden="0" w:uiPriority="70" w:unhideWhenUsed="0"/>
-    <w:lsdException w:name="Colorful Shading Accent 2" w:semiHidden="0" w:uiPriority="71" w:unhideWhenUsed="0"/>
-    <w:lsdException w:name="Colorful List Accent 2" w:semiHidden="0" w:uiPriority="72" w:unhideWhenUsed="0"/>
-    <w:lsdException w:name="Colorful Grid Accent 2" w:semiHidden="0" w:uiPriority="73" w:unhideWhenUsed="0"/>
-    <w:lsdException w:name="Light Shading Accent 3" w:semiHidden="0" w:uiPriority="60" w:unhideWhenUsed="0"/>
-    <w:lsdException w:name="Light List Accent 3" w:semiHidden="0" w:uiPriority="61" w:unhideWhenUsed="0"/>
-    <w:lsdException w:name="Light Grid Accent 3" w:semiHidden="0" w:uiPriority="62" w:unhideWhenUsed="0"/>
-    <w:lsdException w:name="Medium Shading 1 Accent 3" w:semiHidden="0" w:uiPriority="63" w:unhideWhenUsed="0"/>
-    <w:lsdException w:name="Medium Shading 2 Accent 3" w:semiHidden="0" w:uiPriority="64" w:unhideWhenUsed="0"/>
-    <w:lsdException w:name="Medium List 1 Accent 3" w:semiHidden="0" w:uiPriority="65" w:unhideWhenUsed="0"/>
-    <w:lsdException w:name="Medium List 2 Accent 3" w:semiHidden="0" w:uiPriority="66" w:unhideWhenUsed="0"/>
-    <w:lsdException w:name="Medium Grid 1 Accent 3" w:semiHidden="0" w:uiPriority="67" w:unhideWhenUsed="0"/>
-    <w:lsdException w:name="Medium Grid 2 Accent 3" w:semiHidden="0" w:uiPriority="68" w:unhideWhenUsed="0"/>
-    <w:lsdException w:name="Medium Grid 3 Accent 3" w:semiHidden="0" w:uiPriority="69" w:unhideWhenUsed="0"/>
-    <w:lsdException w:name="Dark List Accent 3" w:semiHidden="0" w:uiPriority="70" w:unhideWhenUsed="0"/>
-    <w:lsdException w:name="Colorful Shading Accent 3" w:semiHidden="0" w:uiPriority="71" w:unhideWhenUsed="0"/>
-    <w:lsdException w:name="Colorful List Accent 3" w:semiHidden="0" w:uiPriority="72" w:unhideWhenUsed="0"/>
-    <w:lsdException w:name="Colorful Grid Accent 3" w:semiHidden="0" w:uiPriority="73" w:unhideWhenUsed="0"/>
-    <w:lsdException w:name="Light Shading Accent 4" w:semiHidden="0" w:uiPriority="60" w:unhideWhenUsed="0"/>
-    <w:lsdException w:name="Light List Accent 4" w:semiHidden="0" w:uiPriority="61" w:unhideWhenUsed="0"/>
-    <w:lsdException w:name="Light Grid Accent 4" w:semiHidden="0" w:uiPriority="62" w:unhideWhenUsed="0"/>
-    <w:lsdException w:name="Medium Shading 1 Accent 4" w:semiHidden="0" w:uiPriority="63" w:unhideWhenUsed="0"/>
-    <w:lsdException w:name="Medium Shading 2 Accent 4" w:semiHidden="0" w:uiPriority="64" w:unhideWhenUsed="0"/>
-    <w:lsdException w:name="Medium List 1 Accent 4" w:semiHidden="0" w:uiPriority="65" w:unhideWhenUsed="0"/>
-    <w:lsdException w:name="Medium List 2 Accent 4" w:semiHidden="0" w:uiPriority="66" w:unhideWhenUsed="0"/>
-    <w:lsdException w:name="Medium Grid 1 Accent 4" w:semiHidden="0" w:uiPriority="67" w:unhideWhenUsed="0"/>
-    <w:lsdException w:name="Medium Grid 2 Accent 4" w:semiHidden="0" w:uiPriority="68" w:unhideWhenUsed="0"/>
-    <w:lsdException w:name="Medium Grid 3 Accent 4" w:semiHidden="0" w:uiPriority="69" w:unhideWhenUsed="0"/>
-    <w:lsdException w:name="Dark List Accent 4" w:semiHidden="0" w:uiPriority="70" w:unhideWhenUsed="0"/>
-    <w:lsdException w:name="Colorful Shading Accent 4" w:semiHidden="0" w:uiPriority="71" w:unhideWhenUsed="0"/>
-    <w:lsdException w:name="Colorful List Accent 4" w:semiHidden="0" w:uiPriority="72" w:unhideWhenUsed="0"/>
-    <w:lsdException w:name="Colorful Grid Accent 4" w:semiHidden="0" w:uiPriority="73" w:unhideWhenUsed="0"/>
-    <w:lsdException w:name="Light Shading Accent 5" w:semiHidden="0" w:uiPriority="60" w:unhideWhenUsed="0"/>
-    <w:lsdException w:name="Light List Accent 5" w:semiHidden="0" w:uiPriority="61" w:unhideWhenUsed="0"/>
-    <w:lsdException w:name="Light Grid Accent 5" w:semiHidden="0" w:uiPriority="62" w:unhideWhenUsed="0"/>
-    <w:lsdException w:name="Medium Shading 1 Accent 5" w:semiHidden="0" w:uiPriority="63" w:unhideWhenUsed="0"/>
-    <w:lsdException w:name="Medium Shading 2 Accent 5" w:semiHidden="0" w:uiPriority="64" w:unhideWhenUsed="0"/>
-    <w:lsdException w:name="Medium List 1 Accent 5" w:semiHidden="0" w:uiPriority="65" w:unhideWhenUsed="0"/>
-    <w:lsdException w:name="Medium List 2 Accent 5" w:semiHidden="0" w:uiPriority="66" w:unhideWhenUsed="0"/>
-    <w:lsdException w:name="Medium Grid 1 Accent 5" w:semiHidden="0" w:uiPriority="67" w:unhideWhenUsed="0"/>
-    <w:lsdException w:name="Medium Grid 2 Accent 5" w:semiHidden="0" w:uiPriority="68" w:unhideWhenUsed="0"/>
-    <w:lsdException w:name="Medium Grid 3 Accent 5" w:semiHidden="0" w:uiPriority="69" w:unhideWhenUsed="0"/>
-    <w:lsdException w:name="Dark List Accent 5" w:semiHidden="0" w:uiPriority="70" w:unhideWhenUsed="0"/>
-    <w:lsdException w:name="Colorful Shading Accent 5" w:semiHidden="0" w:uiPriority="71" w:unhideWhenUsed="0"/>
-    <w:lsdException w:name="Colorful List Accent 5" w:semiHidden="0" w:uiPriority="72" w:unhideWhenUsed="0"/>
-    <w:lsdException w:name="Colorful Grid Accent 5" w:semiHidden="0" w:uiPriority="73" w:unhideWhenUsed="0"/>
-    <w:lsdException w:name="Light Shading Accent 6" w:semiHidden="0" w:uiPriority="60" w:unhideWhenUsed="0"/>
-    <w:lsdException w:name="Light List Accent 6" w:semiHidden="0" w:uiPriority="61" w:unhideWhenUsed="0"/>
-    <w:lsdException w:name="Light Grid Accent 6" w:semiHidden="0" w:uiPriority="62" w:unhideWhenUsed="0"/>
-    <w:lsdException w:name="Medium Shading 1 Accent 6" w:semiHidden="0" w:uiPriority="63" w:unhideWhenUsed="0"/>
-    <w:lsdException w:name="Medium Shading 2 Accent 6" w:semiHidden="0" w:uiPriority="64" w:unhideWhenUsed="0"/>
-    <w:lsdException w:name="Medium List 1 Accent 6" w:semiHidden="0" w:uiPriority="65" w:unhideWhenUsed="0"/>
-    <w:lsdException w:name="Medium List 2 Accent 6" w:semiHidden="0" w:uiPriority="66" w:unhideWhenUsed="0"/>
-    <w:lsdException w:name="Medium Grid 1 Accent 6" w:semiHidden="0" w:uiPriority="67" w:unhideWhenUsed="0"/>
-    <w:lsdException w:name="Medium Grid 2 Accent 6" w:semiHidden="0" w:uiPriority="68" w:unhideWhenUsed="0"/>
-    <w:lsdException w:name="Medium Grid 3 Accent 6" w:semiHidden="0" w:uiPriority="69" w:unhideWhenUsed="0"/>
-    <w:lsdException w:name="Dark List Accent 6" w:semiHidden="0" w:uiPriority="70" w:unhideWhenUsed="0"/>
-    <w:lsdException w:name="Colorful Shading Accent 6" w:semiHidden="0" w:uiPriority="71" w:unhideWhenUsed="0"/>
-    <w:lsdException w:name="Colorful List Accent 6" w:semiHidden="0" w:uiPriority="72" w:unhideWhenUsed="0"/>
-    <w:lsdException w:name="Colorful Grid Accent 6" w:semiHidden="0" w:uiPriority="73" w:unhideWhenUsed="0"/>
-    <w:lsdException w:name="Subtle Emphasis" w:semiHidden="0" w:uiPriority="19" w:unhideWhenUsed="0" w:qFormat="1"/>
-    <w:lsdException w:name="Intense Emphasis" w:semiHidden="0" w:uiPriority="21" w:unhideWhenUsed="0" w:qFormat="1"/>
-    <w:lsdException w:name="Subtle Reference" w:semiHidden="0" w:uiPriority="31" w:unhideWhenUsed="0" w:qFormat="1"/>
-    <w:lsdException w:name="Intense Reference" w:semiHidden="0" w:uiPriority="32" w:unhideWhenUsed="0" w:qFormat="1"/>
-    <w:lsdException w:name="Book Title" w:semiHidden="0" w:uiPriority="33" w:unhideWhenUsed="0" w:qFormat="1"/>
-    <w:lsdException w:name="Bibliography" w:uiPriority="37"/>
-    <w:lsdException w:name="TOC Heading" w:uiPriority="39" w:qFormat="1"/>
+  <w:latentStyles w:defLockedState="0" w:defUIPriority="99" w:defSemiHidden="0" w:defUnhideWhenUsed="0" w:defQFormat="0" w:count="376">
+    <w:lsdException w:name="Normal" w:uiPriority="0" w:qFormat="1"/>
+    <w:lsdException w:name="heading 1" w:uiPriority="9" w:qFormat="1"/>
+    <w:lsdException w:name="heading 2" w:semiHidden="1" w:uiPriority="9" w:unhideWhenUsed="1" w:qFormat="1"/>
+    <w:lsdException w:name="heading 3" w:semiHidden="1" w:uiPriority="9" w:unhideWhenUsed="1" w:qFormat="1"/>
+    <w:lsdException w:name="heading 4" w:semiHidden="1" w:uiPriority="9" w:unhideWhenUsed="1" w:qFormat="1"/>
+    <w:lsdException w:name="heading 5" w:semiHidden="1" w:uiPriority="9" w:unhideWhenUsed="1" w:qFormat="1"/>
+    <w:lsdException w:name="heading 6" w:semiHidden="1" w:uiPriority="9" w:unhideWhenUsed="1" w:qFormat="1"/>
+    <w:lsdException w:name="heading 7" w:semiHidden="1" w:uiPriority="9" w:unhideWhenUsed="1" w:qFormat="1"/>
+    <w:lsdException w:name="heading 8" w:semiHidden="1" w:uiPriority="9" w:unhideWhenUsed="1" w:qFormat="1"/>
+    <w:lsdException w:name="heading 9" w:semiHidden="1" w:uiPriority="9" w:unhideWhenUsed="1" w:qFormat="1"/>
+    <w:lsdException w:name="index 1" w:semiHidden="1" w:unhideWhenUsed="1"/>
+    <w:lsdException w:name="index 2" w:semiHidden="1" w:unhideWhenUsed="1"/>
+    <w:lsdException w:name="index 3" w:semiHidden="1" w:unhideWhenUsed="1"/>
+    <w:lsdException w:name="index 4" w:semiHidden="1" w:unhideWhenUsed="1"/>
+    <w:lsdException w:name="index 5" w:semiHidden="1" w:unhideWhenUsed="1"/>
+    <w:lsdException w:name="index 6" w:semiHidden="1" w:unhideWhenUsed="1"/>
+    <w:lsdException w:name="index 7" w:semiHidden="1" w:unhideWhenUsed="1"/>
+    <w:lsdException w:name="index 8" w:semiHidden="1" w:unhideWhenUsed="1"/>
+    <w:lsdException w:name="index 9" w:semiHidden="1" w:unhideWhenUsed="1"/>
+    <w:lsdException w:name="toc 1" w:semiHidden="1" w:uiPriority="39" w:unhideWhenUsed="1"/>
+    <w:lsdException w:name="toc 2" w:semiHidden="1" w:uiPriority="39" w:unhideWhenUsed="1"/>
+    <w:lsdException w:name="toc 3" w:semiHidden="1" w:uiPriority="39" w:unhideWhenUsed="1"/>
+    <w:lsdException w:name="toc 4" w:semiHidden="1" w:uiPriority="39" w:unhideWhenUsed="1"/>
+    <w:lsdException w:name="toc 5" w:semiHidden="1" w:uiPriority="39" w:unhideWhenUsed="1"/>
+    <w:lsdException w:name="toc 6" w:semiHidden="1" w:uiPriority="39" w:unhideWhenUsed="1"/>
+    <w:lsdException w:name="toc 7" w:semiHidden="1" w:uiPriority="39" w:unhideWhenUsed="1"/>
+    <w:lsdException w:name="toc 8" w:semiHidden="1" w:uiPriority="39" w:unhideWhenUsed="1"/>
+    <w:lsdException w:name="toc 9" w:semiHidden="1" w:uiPriority="39" w:unhideWhenUsed="1"/>
+    <w:lsdException w:name="Normal Indent" w:semiHidden="1" w:unhideWhenUsed="1"/>
+    <w:lsdException w:name="footnote text" w:semiHidden="1" w:unhideWhenUsed="1"/>
+    <w:lsdException w:name="annotation text" w:semiHidden="1" w:unhideWhenUsed="1"/>
+    <w:lsdException w:name="header" w:semiHidden="1" w:unhideWhenUsed="1"/>
+    <w:lsdException w:name="footer" w:semiHidden="1" w:unhideWhenUsed="1"/>
+    <w:lsdException w:name="index heading" w:semiHidden="1" w:unhideWhenUsed="1"/>
+    <w:lsdException w:name="caption" w:semiHidden="1" w:uiPriority="35" w:unhideWhenUsed="1" w:qFormat="1"/>
+    <w:lsdException w:name="table of figures" w:semiHidden="1" w:unhideWhenUsed="1"/>
+    <w:lsdException w:name="envelope address" w:semiHidden="1" w:unhideWhenUsed="1"/>
+    <w:lsdException w:name="envelope return" w:semiHidden="1" w:unhideWhenUsed="1"/>
+    <w:lsdException w:name="footnote reference" w:semiHidden="1" w:unhideWhenUsed="1"/>
+    <w:lsdException w:name="annotation reference" w:semiHidden="1" w:unhideWhenUsed="1"/>
+    <w:lsdException w:name="line number" w:semiHidden="1" w:unhideWhenUsed="1"/>
+    <w:lsdException w:name="page number" w:semiHidden="1" w:unhideWhenUsed="1"/>
+    <w:lsdException w:name="endnote reference" w:semiHidden="1" w:unhideWhenUsed="1"/>
+    <w:lsdException w:name="endnote text" w:semiHidden="1" w:unhideWhenUsed="1"/>
+    <w:lsdException w:name="table of authorities" w:semiHidden="1" w:unhideWhenUsed="1"/>
+    <w:lsdException w:name="macro" w:semiHidden="1" w:unhideWhenUsed="1"/>
+    <w:lsdException w:name="toa heading" w:semiHidden="1" w:unhideWhenUsed="1"/>
+    <w:lsdException w:name="List" w:semiHidden="1" w:unhideWhenUsed="1"/>
+    <w:lsdException w:name="List Bullet" w:semiHidden="1" w:unhideWhenUsed="1"/>
+    <w:lsdException w:name="List Number" w:semiHidden="1" w:unhideWhenUsed="1"/>
+    <w:lsdException w:name="List 2" w:semiHidden="1" w:unhideWhenUsed="1"/>
+    <w:lsdException w:name="List 3" w:semiHidden="1" w:unhideWhenUsed="1"/>
+    <w:lsdException w:name="List 4" w:semiHidden="1" w:unhideWhenUsed="1"/>
+    <w:lsdException w:name="List 5" w:semiHidden="1" w:unhideWhenUsed="1"/>
+    <w:lsdException w:name="List Bullet 2" w:semiHidden="1" w:unhideWhenUsed="1"/>
+    <w:lsdException w:name="List Bullet 3" w:semiHidden="1" w:unhideWhenUsed="1"/>
+    <w:lsdException w:name="List Bullet 4" w:semiHidden="1" w:unhideWhenUsed="1"/>
+    <w:lsdException w:name="List Bullet 5" w:semiHidden="1" w:unhideWhenUsed="1"/>
+    <w:lsdException w:name="List Number 2" w:semiHidden="1" w:unhideWhenUsed="1"/>
+    <w:lsdException w:name="List Number 3" w:semiHidden="1" w:unhideWhenUsed="1"/>
+    <w:lsdException w:name="List Number 4" w:semiHidden="1" w:unhideWhenUsed="1"/>
+    <w:lsdException w:name="List Number 5" w:semiHidden="1" w:unhideWhenUsed="1"/>
+    <w:lsdException w:name="Title" w:uiPriority="10" w:qFormat="1"/>
+    <w:lsdException w:name="Closing" w:semiHidden="1" w:unhideWhenUsed="1"/>
+    <w:lsdException w:name="Signature" w:semiHidden="1" w:unhideWhenUsed="1"/>
+    <w:lsdException w:name="Default Paragraph Font" w:semiHidden="1" w:uiPriority="1" w:unhideWhenUsed="1"/>
+    <w:lsdException w:name="Body Text" w:semiHidden="1" w:unhideWhenUsed="1"/>
+    <w:lsdException w:name="Body Text Indent" w:semiHidden="1" w:unhideWhenUsed="1"/>
+    <w:lsdException w:name="List Continue" w:semiHidden="1" w:unhideWhenUsed="1"/>
+    <w:lsdException w:name="List Continue 2" w:semiHidden="1" w:unhideWhenUsed="1"/>
+    <w:lsdException w:name="List Continue 3" w:semiHidden="1" w:unhideWhenUsed="1"/>
+    <w:lsdException w:name="List Continue 4" w:semiHidden="1" w:unhideWhenUsed="1"/>
+    <w:lsdException w:name="List Continue 5" w:semiHidden="1" w:unhideWhenUsed="1"/>
+    <w:lsdException w:name="Message Header" w:semiHidden="1" w:unhideWhenUsed="1"/>
+    <w:lsdException w:name="Subtitle" w:uiPriority="11" w:qFormat="1"/>
+    <w:lsdException w:name="Salutation" w:semiHidden="1" w:unhideWhenUsed="1"/>
+    <w:lsdException w:name="Date" w:semiHidden="1" w:unhideWhenUsed="1"/>
+    <w:lsdException w:name="Body Text First Indent" w:semiHidden="1" w:unhideWhenUsed="1"/>
+    <w:lsdException w:name="Body Text First Indent 2" w:semiHidden="1" w:unhideWhenUsed="1"/>
+    <w:lsdException w:name="Note Heading" w:semiHidden="1" w:unhideWhenUsed="1"/>
+    <w:lsdException w:name="Body Text 2" w:semiHidden="1" w:unhideWhenUsed="1"/>
+    <w:lsdException w:name="Body Text 3" w:semiHidden="1" w:unhideWhenUsed="1"/>
+    <w:lsdException w:name="Body Text Indent 2" w:semiHidden="1" w:unhideWhenUsed="1"/>
+    <w:lsdException w:name="Body Text Indent 3" w:semiHidden="1" w:unhideWhenUsed="1"/>
+    <w:lsdException w:name="Block Text" w:semiHidden="1" w:unhideWhenUsed="1"/>
+    <w:lsdException w:name="Hyperlink" w:semiHidden="1" w:unhideWhenUsed="1"/>
+    <w:lsdException w:name="FollowedHyperlink" w:semiHidden="1" w:unhideWhenUsed="1"/>
+    <w:lsdException w:name="Strong" w:uiPriority="22" w:qFormat="1"/>
+    <w:lsdException w:name="Emphasis" w:uiPriority="20" w:qFormat="1"/>
+    <w:lsdException w:name="Document Map" w:semiHidden="1" w:unhideWhenUsed="1"/>
+    <w:lsdException w:name="Plain Text" w:semiHidden="1" w:unhideWhenUsed="1"/>
+    <w:lsdException w:name="E-mail Signature" w:semiHidden="1" w:unhideWhenUsed="1"/>
+    <w:lsdException w:name="HTML Top of Form" w:semiHidden="1" w:unhideWhenUsed="1"/>
+    <w:lsdException w:name="HTML Bottom of Form" w:semiHidden="1" w:unhideWhenUsed="1"/>
+    <w:lsdException w:name="Normal (Web)" w:semiHidden="1" w:unhideWhenUsed="1"/>
+    <w:lsdException w:name="HTML Acronym" w:semiHidden="1" w:unhideWhenUsed="1"/>
+    <w:lsdException w:name="HTML Address" w:semiHidden="1" w:unhideWhenUsed="1"/>
+    <w:lsdException w:name="HTML Cite" w:semiHidden="1" w:unhideWhenUsed="1"/>
+    <w:lsdException w:name="HTML Code" w:semiHidden="1" w:unhideWhenUsed="1"/>
+    <w:lsdException w:name="HTML Definition" w:semiHidden="1" w:unhideWhenUsed="1"/>
+    <w:lsdException w:name="HTML Keyboard" w:semiHidden="1" w:unhideWhenUsed="1"/>
+    <w:lsdException w:name="HTML Preformatted" w:semiHidden="1" w:unhideWhenUsed="1"/>
+    <w:lsdException w:name="HTML Sample" w:semiHidden="1" w:unhideWhenUsed="1"/>
+    <w:lsdException w:name="HTML Typewriter" w:semiHidden="1" w:unhideWhenUsed="1"/>
+    <w:lsdException w:name="HTML Variable" w:semiHidden="1" w:unhideWhenUsed="1"/>
+    <w:lsdException w:name="Normal Table" w:semiHidden="1" w:unhideWhenUsed="1"/>
+    <w:lsdException w:name="annotation subject" w:semiHidden="1" w:unhideWhenUsed="1"/>
+    <w:lsdException w:name="No List" w:semiHidden="1" w:unhideWhenUsed="1"/>
+    <w:lsdException w:name="Outline List 1" w:semiHidden="1" w:unhideWhenUsed="1"/>
+    <w:lsdException w:name="Outline List 2" w:semiHidden="1" w:unhideWhenUsed="1"/>
+    <w:lsdException w:name="Outline List 3" w:semiHidden="1" w:unhideWhenUsed="1"/>
+    <w:lsdException w:name="Table Simple 1" w:semiHidden="1" w:unhideWhenUsed="1"/>
+    <w:lsdException w:name="Table Simple 2" w:semiHidden="1" w:unhideWhenUsed="1"/>
+    <w:lsdException w:name="Table Simple 3" w:semiHidden="1" w:unhideWhenUsed="1"/>
+    <w:lsdException w:name="Table Classic 1" w:semiHidden="1" w:unhideWhenUsed="1"/>
+    <w:lsdException w:name="Table Classic 2" w:semiHidden="1" w:unhideWhenUsed="1"/>
+    <w:lsdException w:name="Table Classic 3" w:semiHidden="1" w:unhideWhenUsed="1"/>
+    <w:lsdException w:name="Table Classic 4" w:semiHidden="1" w:unhideWhenUsed="1"/>
+    <w:lsdException w:name="Table Colorful 1" w:semiHidden="1" w:unhideWhenUsed="1"/>
+    <w:lsdException w:name="Table Colorful 2" w:semiHidden="1" w:unhideWhenUsed="1"/>
+    <w:lsdException w:name="Table Colorful 3" w:semiHidden="1" w:unhideWhenUsed="1"/>
+    <w:lsdException w:name="Table Columns 1" w:semiHidden="1" w:unhideWhenUsed="1"/>
+    <w:lsdException w:name="Table Columns 2" w:semiHidden="1" w:unhideWhenUsed="1"/>
+    <w:lsdException w:name="Table Columns 3" w:semiHidden="1" w:unhideWhenUsed="1"/>
+    <w:lsdException w:name="Table Columns 4" w:semiHidden="1" w:unhideWhenUsed="1"/>
+    <w:lsdException w:name="Table Columns 5" w:semiHidden="1" w:unhideWhenUsed="1"/>
+    <w:lsdException w:name="Table Grid 1" w:semiHidden="1" w:unhideWhenUsed="1"/>
+    <w:lsdException w:name="Table Grid 2" w:semiHidden="1" w:unhideWhenUsed="1"/>
+    <w:lsdException w:name="Table Grid 3" w:semiHidden="1" w:unhideWhenUsed="1"/>
+    <w:lsdException w:name="Table Grid 4" w:semiHidden="1" w:unhideWhenUsed="1"/>
+    <w:lsdException w:name="Table Grid 5" w:semiHidden="1" w:unhideWhenUsed="1"/>
+    <w:lsdException w:name="Table Grid 6" w:semiHidden="1" w:unhideWhenUsed="1"/>
+    <w:lsdException w:name="Table Grid 7" w:semiHidden="1" w:unhideWhenUsed="1"/>
+    <w:lsdException w:name="Table Grid 8" w:semiHidden="1" w:unhideWhenUsed="1"/>
+    <w:lsdException w:name="Table List 1" w:semiHidden="1" w:unhideWhenUsed="1"/>
+    <w:lsdException w:name="Table List 2" w:semiHidden="1" w:unhideWhenUsed="1"/>
+    <w:lsdException w:name="Table List 3" w:semiHidden="1" w:unhideWhenUsed="1"/>
+    <w:lsdException w:name="Table List 4" w:semiHidden="1" w:unhideWhenUsed="1"/>
+    <w:lsdException w:name="Table List 5" w:semiHidden="1" w:unhideWhenUsed="1"/>
+    <w:lsdException w:name="Table List 6" w:semiHidden="1" w:unhideWhenUsed="1"/>
+    <w:lsdException w:name="Table List 7" w:semiHidden="1" w:unhideWhenUsed="1"/>
+    <w:lsdException w:name="Table List 8" w:semiHidden="1" w:unhideWhenUsed="1"/>
+    <w:lsdException w:name="Table 3D effects 1" w:semiHidden="1" w:unhideWhenUsed="1"/>
+    <w:lsdException w:name="Table 3D effects 2" w:semiHidden="1" w:unhideWhenUsed="1"/>
+    <w:lsdException w:name="Table 3D effects 3" w:semiHidden="1" w:unhideWhenUsed="1"/>
+    <w:lsdException w:name="Table Contemporary" w:semiHidden="1" w:unhideWhenUsed="1"/>
+    <w:lsdException w:name="Table Elegant" w:semiHidden="1" w:unhideWhenUsed="1"/>
+    <w:lsdException w:name="Table Professional" w:semiHidden="1" w:unhideWhenUsed="1"/>
+    <w:lsdException w:name="Table Subtle 1" w:semiHidden="1" w:unhideWhenUsed="1"/>
+    <w:lsdException w:name="Table Subtle 2" w:semiHidden="1" w:unhideWhenUsed="1"/>
+    <w:lsdException w:name="Table Web 1" w:semiHidden="1" w:unhideWhenUsed="1"/>
+    <w:lsdException w:name="Table Web 2" w:semiHidden="1" w:unhideWhenUsed="1"/>
+    <w:lsdException w:name="Table Web 3" w:semiHidden="1" w:unhideWhenUsed="1"/>
+    <w:lsdException w:name="Balloon Text" w:semiHidden="1" w:unhideWhenUsed="1"/>
+    <w:lsdException w:name="Table Grid" w:uiPriority="39"/>
+    <w:lsdException w:name="Table Theme" w:semiHidden="1" w:unhideWhenUsed="1"/>
+    <w:lsdException w:name="Placeholder Text" w:semiHidden="1"/>
+    <w:lsdException w:name="No Spacing" w:uiPriority="1" w:qFormat="1"/>
+    <w:lsdException w:name="Light Shading" w:uiPriority="60"/>
+    <w:lsdException w:name="Light List" w:uiPriority="61"/>
+    <w:lsdException w:name="Light Grid" w:uiPriority="62"/>
+    <w:lsdException w:name="Medium Shading 1" w:uiPriority="63"/>
+    <w:lsdException w:name="Medium Shading 2" w:uiPriority="64"/>
+    <w:lsdException w:name="Medium List 1" w:uiPriority="65"/>
+    <w:lsdException w:name="Medium List 2" w:uiPriority="66"/>
+    <w:lsdException w:name="Medium Grid 1" w:uiPriority="67"/>
+    <w:lsdException w:name="Medium Grid 2" w:uiPriority="68"/>
+    <w:lsdException w:name="Medium Grid 3" w:uiPriority="69"/>
+    <w:lsdException w:name="Dark List" w:uiPriority="70"/>
+    <w:lsdException w:name="Colorful Shading" w:uiPriority="71"/>
+    <w:lsdException w:name="Colorful List" w:uiPriority="72"/>
+    <w:lsdException w:name="Colorful Grid" w:uiPriority="73"/>
+    <w:lsdException w:name="Light Shading Accent 1" w:uiPriority="60"/>
+    <w:lsdException w:name="Light List Accent 1" w:uiPriority="61"/>
+    <w:lsdException w:name="Light Grid Accent 1" w:uiPriority="62"/>
+    <w:lsdException w:name="Medium Shading 1 Accent 1" w:uiPriority="63"/>
+    <w:lsdException w:name="Medium Shading 2 Accent 1" w:uiPriority="64"/>
+    <w:lsdException w:name="Medium List 1 Accent 1" w:uiPriority="65"/>
+    <w:lsdException w:name="Revision" w:semiHidden="1"/>
+    <w:lsdException w:name="List Paragraph" w:uiPriority="34" w:qFormat="1"/>
+    <w:lsdException w:name="Quote" w:uiPriority="29" w:qFormat="1"/>
+    <w:lsdException w:name="Intense Quote" w:uiPriority="30" w:qFormat="1"/>
+    <w:lsdException w:name="Medium List 2 Accent 1" w:uiPriority="66"/>
+    <w:lsdException w:name="Medium Grid 1 Accent 1" w:uiPriority="67"/>
+    <w:lsdException w:name="Medium Grid 2 Accent 1" w:uiPriority="68"/>
+    <w:lsdException w:name="Medium Grid 3 Accent 1" w:uiPriority="69"/>
+    <w:lsdException w:name="Dark List Accent 1" w:uiPriority="70"/>
+    <w:lsdException w:name="Colorful Shading Accent 1" w:uiPriority="71"/>
+    <w:lsdException w:name="Colorful List Accent 1" w:uiPriority="72"/>
+    <w:lsdException w:name="Colorful Grid Accent 1" w:uiPriority="73"/>
+    <w:lsdException w:name="Light Shading Accent 2" w:uiPriority="60"/>
+    <w:lsdException w:name="Light List Accent 2" w:uiPriority="61"/>
+    <w:lsdException w:name="Light Grid Accent 2" w:uiPriority="62"/>
+    <w:lsdException w:name="Medium Shading 1 Accent 2" w:uiPriority="63"/>
+    <w:lsdException w:name="Medium Shading 2 Accent 2" w:uiPriority="64"/>
+    <w:lsdException w:name="Medium List 1 Accent 2" w:uiPriority="65"/>
+    <w:lsdException w:name="Medium List 2 Accent 2" w:uiPriority="66"/>
+    <w:lsdException w:name="Medium Grid 1 Accent 2" w:uiPriority="67"/>
+    <w:lsdException w:name="Medium Grid 2 Accent 2" w:uiPriority="68"/>
+    <w:lsdException w:name="Medium Grid 3 Accent 2" w:uiPriority="69"/>
+    <w:lsdException w:name="Dark List Accent 2" w:uiPriority="70"/>
+    <w:lsdException w:name="Colorful Shading Accent 2" w:uiPriority="71"/>
+    <w:lsdException w:name="Colorful List Accent 2" w:uiPriority="72"/>
+    <w:lsdException w:name="Colorful Grid Accent 2" w:uiPriority="73"/>
+    <w:lsdException w:name="Light Shading Accent 3" w:uiPriority="60"/>
+    <w:lsdException w:name="Light List Accent 3" w:uiPriority="61"/>
+    <w:lsdException w:name="Light Grid Accent 3" w:uiPriority="62"/>
+    <w:lsdException w:name="Medium Shading 1 Accent 3" w:uiPriority="63"/>
+    <w:lsdException w:name="Medium Shading 2 Accent 3" w:uiPriority="64"/>
+    <w:lsdException w:name="Medium List 1 Accent 3" w:uiPriority="65"/>
+    <w:lsdException w:name="Medium List 2 Accent 3" w:uiPriority="66"/>
+    <w:lsdException w:name="Medium Grid 1 Accent 3" w:uiPriority="67"/>
+    <w:lsdException w:name="Medium Grid 2 Accent 3" w:uiPriority="68"/>
+    <w:lsdException w:name="Medium Grid 3 Accent 3" w:uiPriority="69"/>
+    <w:lsdException w:name="Dark List Accent 3" w:uiPriority="70"/>
+    <w:lsdException w:name="Colorful Shading Accent 3" w:uiPriority="71"/>
+    <w:lsdException w:name="Colorful List Accent 3" w:uiPriority="72"/>
+    <w:lsdException w:name="Colorful Grid Accent 3" w:uiPriority="73"/>
+    <w:lsdException w:name="Light Shading Accent 4" w:uiPriority="60"/>
+    <w:lsdException w:name="Light List Accent 4" w:uiPriority="61"/>
+    <w:lsdException w:name="Light Grid Accent 4" w:uiPriority="62"/>
+    <w:lsdException w:name="Medium Shading 1 Accent 4" w:uiPriority="63"/>
+    <w:lsdException w:name="Medium Shading 2 Accent 4" w:uiPriority="64"/>
+    <w:lsdException w:name="Medium List 1 Accent 4" w:uiPriority="65"/>
+    <w:lsdException w:name="Medium List 2 Accent 4" w:uiPriority="66"/>
+    <w:lsdException w:name="Medium Grid 1 Accent 4" w:uiPriority="67"/>
+    <w:lsdException w:name="Medium Grid 2 Accent 4" w:uiPriority="68"/>
+    <w:lsdException w:name="Medium Grid 3 Accent 4" w:uiPriority="69"/>
+    <w:lsdException w:name="Dark List Accent 4" w:uiPriority="70"/>
+    <w:lsdException w:name="Colorful Shading Accent 4" w:uiPriority="71"/>
+    <w:lsdException w:name="Colorful List Accent 4" w:uiPriority="72"/>
+    <w:lsdException w:name="Colorful Grid Accent 4" w:uiPriority="73"/>
+    <w:lsdException w:name="Light Shading Accent 5" w:uiPriority="60"/>
+    <w:lsdException w:name="Light List Accent 5" w:uiPriority="61"/>
+    <w:lsdException w:name="Light Grid Accent 5" w:uiPriority="62"/>
+    <w:lsdException w:name="Medium Shading 1 Accent 5" w:uiPriority="63"/>
+    <w:lsdException w:name="Medium Shading 2 Accent 5" w:uiPriority="64"/>
+    <w:lsdException w:name="Medium List 1 Accent 5" w:uiPriority="65"/>
+    <w:lsdException w:name="Medium List 2 Accent 5" w:uiPriority="66"/>
+    <w:lsdException w:name="Medium Grid 1 Accent 5" w:uiPriority="67"/>
+    <w:lsdException w:name="Medium Grid 2 Accent 5" w:uiPriority="68"/>
+    <w:lsdException w:name="Medium Grid 3 Accent 5" w:uiPriority="69"/>
+    <w:lsdException w:name="Dark List Accent 5" w:uiPriority="70"/>
+    <w:lsdException w:name="Colorful Shading Accent 5" w:uiPriority="71"/>
+    <w:lsdException w:name="Colorful List Accent 5" w:uiPriority="72"/>
+    <w:lsdException w:name="Colorful Grid Accent 5" w:uiPriority="73"/>
+    <w:lsdException w:name="Light Shading Accent 6" w:uiPriority="60"/>
+    <w:lsdException w:name="Light List Accent 6" w:uiPriority="61"/>
+    <w:lsdException w:name="Light Grid Accent 6" w:uiPriority="62"/>
+    <w:lsdException w:name="Medium Shading 1 Accent 6" w:uiPriority="63"/>
+    <w:lsdException w:name="Medium Shading 2 Accent 6" w:uiPriority="64"/>
+    <w:lsdException w:name="Medium List 1 Accent 6" w:uiPriority="65"/>
+    <w:lsdException w:name="Medium List 2 Accent 6" w:uiPriority="66"/>
+    <w:lsdException w:name="Medium Grid 1 Accent 6" w:uiPriority="67"/>
+    <w:lsdException w:name="Medium Grid 2 Accent 6" w:uiPriority="68"/>
+    <w:lsdException w:name="Medium Grid 3 Accent 6" w:uiPriority="69"/>
+    <w:lsdException w:name="Dark List Accent 6" w:uiPriority="70"/>
+    <w:lsdException w:name="Colorful Shading Accent 6" w:uiPriority="71"/>
+    <w:lsdException w:name="Colorful List Accent 6" w:uiPriority="72"/>
+    <w:lsdException w:name="Colorful Grid Accent 6" w:uiPriority="73"/>
+    <w:lsdException w:name="Subtle Emphasis" w:uiPriority="19" w:qFormat="1"/>
+    <w:lsdException w:name="Intense Emphasis" w:uiPriority="21" w:qFormat="1"/>
+    <w:lsdException w:name="Subtle Reference" w:uiPriority="31" w:qFormat="1"/>
+    <w:lsdException w:name="Intense Reference" w:uiPriority="32" w:qFormat="1"/>
+    <w:lsdException w:name="Book Title" w:uiPriority="33" w:qFormat="1"/>
+    <w:lsdException w:name="Bibliography" w:semiHidden="1" w:uiPriority="37" w:unhideWhenUsed="1"/>
+    <w:lsdException w:name="TOC Heading" w:semiHidden="1" w:uiPriority="39" w:unhideWhenUsed="1" w:qFormat="1"/>
+    <w:lsdException w:name="Plain Table 1" w:uiPriority="41"/>
+    <w:lsdException w:name="Plain Table 2" w:uiPriority="42"/>
+    <w:lsdException w:name="Plain Table 3" w:uiPriority="43"/>
+    <w:lsdException w:name="Plain Table 4" w:uiPriority="44"/>
+    <w:lsdException w:name="Plain Table 5" w:uiPriority="45"/>
+    <w:lsdException w:name="Grid Table Light" w:uiPriority="40"/>
+    <w:lsdException w:name="Grid Table 1 Light" w:uiPriority="46"/>
+    <w:lsdException w:name="Grid Table 2" w:uiPriority="47"/>
+    <w:lsdException w:name="Grid Table 3" w:uiPriority="48"/>
+    <w:lsdException w:name="Grid Table 4" w:uiPriority="49"/>
+    <w:lsdException w:name="Grid Table 5 Dark" w:uiPriority="50"/>
+    <w:lsdException w:name="Grid Table 6 Colorful" w:uiPriority="51"/>
+    <w:lsdException w:name="Grid Table 7 Colorful" w:uiPriority="52"/>
+    <w:lsdException w:name="Grid Table 1 Light Accent 1" w:uiPriority="46"/>
+    <w:lsdException w:name="Grid Table 2 Accent 1" w:uiPriority="47"/>
+    <w:lsdException w:name="Grid Table 3 Accent 1" w:uiPriority="48"/>
+    <w:lsdException w:name="Grid Table 4 Accent 1" w:uiPriority="49"/>
+    <w:lsdException w:name="Grid Table 5 Dark Accent 1" w:uiPriority="50"/>
+    <w:lsdException w:name="Grid Table 6 Colorful Accent 1" w:uiPriority="51"/>
+    <w:lsdException w:name="Grid Table 7 Colorful Accent 1" w:uiPriority="52"/>
+    <w:lsdException w:name="Grid Table 1 Light Accent 2" w:uiPriority="46"/>
+    <w:lsdException w:name="Grid Table 2 Accent 2" w:uiPriority="47"/>
+    <w:lsdException w:name="Grid Table 3 Accent 2" w:uiPriority="48"/>
+    <w:lsdException w:name="Grid Table 4 Accent 2" w:uiPriority="49"/>
+    <w:lsdException w:name="Grid Table 5 Dark Accent 2" w:uiPriority="50"/>
+    <w:lsdException w:name="Grid Table 6 Colorful Accent 2" w:uiPriority="51"/>
+    <w:lsdException w:name="Grid Table 7 Colorful Accent 2" w:uiPriority="52"/>
+    <w:lsdException w:name="Grid Table 1 Light Accent 3" w:uiPriority="46"/>
+    <w:lsdException w:name="Grid Table 2 Accent 3" w:uiPriority="47"/>
+    <w:lsdException w:name="Grid Table 3 Accent 3" w:uiPriority="48"/>
+    <w:lsdException w:name="Grid Table 4 Accent 3" w:uiPriority="49"/>
+    <w:lsdException w:name="Grid Table 5 Dark Accent 3" w:uiPriority="50"/>
+    <w:lsdException w:name="Grid Table 6 Colorful Accent 3" w:uiPriority="51"/>
+    <w:lsdException w:name="Grid Table 7 Colorful Accent 3" w:uiPriority="52"/>
+    <w:lsdException w:name="Grid Table 1 Light Accent 4" w:uiPriority="46"/>
+    <w:lsdException w:name="Grid Table 2 Accent 4" w:uiPriority="47"/>
+    <w:lsdException w:name="Grid Table 3 Accent 4" w:uiPriority="48"/>
+    <w:lsdException w:name="Grid Table 4 Accent 4" w:uiPriority="49"/>
+    <w:lsdException w:name="Grid Table 5 Dark Accent 4" w:uiPriority="50"/>
+    <w:lsdException w:name="Grid Table 6 Colorful Accent 4" w:uiPriority="51"/>
+    <w:lsdException w:name="Grid Table 7 Colorful Accent 4" w:uiPriority="52"/>
+    <w:lsdException w:name="Grid Table 1 Light Accent 5" w:uiPriority="46"/>
+    <w:lsdException w:name="Grid Table 2 Accent 5" w:uiPriority="47"/>
+    <w:lsdException w:name="Grid Table 3 Accent 5" w:uiPriority="48"/>
+    <w:lsdException w:name="Grid Table 4 Accent 5" w:uiPriority="49"/>
+    <w:lsdException w:name="Grid Table 5 Dark Accent 5" w:uiPriority="50"/>
+    <w:lsdException w:name="Grid Table 6 Colorful Accent 5" w:uiPriority="51"/>
+    <w:lsdException w:name="Grid Table 7 Colorful Accent 5" w:uiPriority="52"/>
+    <w:lsdException w:name="Grid Table 1 Light Accent 6" w:uiPriority="46"/>
+    <w:lsdException w:name="Grid Table 2 Accent 6" w:uiPriority="47"/>
+    <w:lsdException w:name="Grid Table 3 Accent 6" w:uiPriority="48"/>
+    <w:lsdException w:name="Grid Table 4 Accent 6" w:uiPriority="49"/>
+    <w:lsdException w:name="Grid Table 5 Dark Accent 6" w:uiPriority="50"/>
+    <w:lsdException w:name="Grid Table 6 Colorful Accent 6" w:uiPriority="51"/>
+    <w:lsdException w:name="Grid Table 7 Colorful Accent 6" w:uiPriority="52"/>
+    <w:lsdException w:name="List Table 1 Light" w:uiPriority="46"/>
+    <w:lsdException w:name="List Table 2" w:uiPriority="47"/>
+    <w:lsdException w:name="List Table 3" w:uiPriority="48"/>
+    <w:lsdException w:name="List Table 4" w:uiPriority="49"/>
+    <w:lsdException w:name="List Table 5 Dark" w:uiPriority="50"/>
+    <w:lsdException w:name="List Table 6 Colorful" w:uiPriority="51"/>
+    <w:lsdException w:name="List Table 7 Colorful" w:uiPriority="52"/>
+    <w:lsdException w:name="List Table 1 Light Accent 1" w:uiPriority="46"/>
+    <w:lsdException w:name="List Table 2 Accent 1" w:uiPriority="47"/>
+    <w:lsdException w:name="List Table 3 Accent 1" w:uiPriority="48"/>
+    <w:lsdException w:name="List Table 4 Accent 1" w:uiPriority="49"/>
+    <w:lsdException w:name="List Table 5 Dark Accent 1" w:uiPriority="50"/>
+    <w:lsdException w:name="List Table 6 Colorful Accent 1" w:uiPriority="51"/>
+    <w:lsdException w:name="List Table 7 Colorful Accent 1" w:uiPriority="52"/>
+    <w:lsdException w:name="List Table 1 Light Accent 2" w:uiPriority="46"/>
+    <w:lsdException w:name="List Table 2 Accent 2" w:uiPriority="47"/>
+    <w:lsdException w:name="List Table 3 Accent 2" w:uiPriority="48"/>
+    <w:lsdException w:name="List Table 4 Accent 2" w:uiPriority="49"/>
+    <w:lsdException w:name="List Table 5 Dark Accent 2" w:uiPriority="50"/>
+    <w:lsdException w:name="List Table 6 Colorful Accent 2" w:uiPriority="51"/>
+    <w:lsdException w:name="List Table 7 Colorful Accent 2" w:uiPriority="52"/>
+    <w:lsdException w:name="List Table 1 Light Accent 3" w:uiPriority="46"/>
+    <w:lsdException w:name="List Table 2 Accent 3" w:uiPriority="47"/>
+    <w:lsdException w:name="List Table 3 Accent 3" w:uiPriority="48"/>
+    <w:lsdException w:name="List Table 4 Accent 3" w:uiPriority="49"/>
+    <w:lsdException w:name="List Table 5 Dark Accent 3" w:uiPriority="50"/>
+    <w:lsdException w:name="List Table 6 Colorful Accent 3" w:uiPriority="51"/>
+    <w:lsdException w:name="List Table 7 Colorful Accent 3" w:uiPriority="52"/>
+    <w:lsdException w:name="List Table 1 Light Accent 4" w:uiPriority="46"/>
+    <w:lsdException w:name="List Table 2 Accent 4" w:uiPriority="47"/>
+    <w:lsdException w:name="List Table 3 Accent 4" w:uiPriority="48"/>
+    <w:lsdException w:name="List Table 4 Accent 4" w:uiPriority="49"/>
+    <w:lsdException w:name="List Table 5 Dark Accent 4" w:uiPriority="50"/>
+    <w:lsdException w:name="List Table 6 Colorful Accent 4" w:uiPriority="51"/>
+    <w:lsdException w:name="List Table 7 Colorful Accent 4" w:uiPriority="52"/>
+    <w:lsdException w:name="List Table 1 Light Accent 5" w:uiPriority="46"/>
+    <w:lsdException w:name="List Table 2 Accent 5" w:uiPriority="47"/>
+    <w:lsdException w:name="List Table 3 Accent 5" w:uiPriority="48"/>
+    <w:lsdException w:name="List Table 4 Accent 5" w:uiPriority="49"/>
+    <w:lsdException w:name="List Table 5 Dark Accent 5" w:uiPriority="50"/>
+    <w:lsdException w:name="List Table 6 Colorful Accent 5" w:uiPriority="51"/>
+    <w:lsdException w:name="List Table 7 Colorful Accent 5" w:uiPriority="52"/>
+    <w:lsdException w:name="List Table 1 Light Accent 6" w:uiPriority="46"/>
+    <w:lsdException w:name="List Table 2 Accent 6" w:uiPriority="47"/>
+    <w:lsdException w:name="List Table 3 Accent 6" w:uiPriority="48"/>
+    <w:lsdException w:name="List Table 4 Accent 6" w:uiPriority="49"/>
+    <w:lsdException w:name="List Table 5 Dark Accent 6" w:uiPriority="50"/>
+    <w:lsdException w:name="List Table 6 Colorful Accent 6" w:uiPriority="51"/>
+    <w:lsdException w:name="List Table 7 Colorful Accent 6" w:uiPriority="52"/>
+    <w:lsdException w:name="Mention" w:semiHidden="1" w:unhideWhenUsed="1"/>
+    <w:lsdException w:name="Smart Hyperlink" w:semiHidden="1" w:unhideWhenUsed="1"/>
+    <w:lsdException w:name="Hashtag" w:semiHidden="1" w:unhideWhenUsed="1"/>
+    <w:lsdException w:name="Unresolved Mention" w:semiHidden="1" w:unhideWhenUsed="1"/>
+    <w:lsdException w:name="Smart Link" w:semiHidden="1" w:unhideWhenUsed="1"/>
   </w:latentStyles>
   <w:style w:type="paragraph" w:default="1" w:styleId="a">
     <w:name w:val="Normal"/>
@@ -3516,7 +3967,6 @@
     <w:uiPriority w:val="99"/>
     <w:semiHidden/>
     <w:unhideWhenUsed/>
-    <w:qFormat/>
     <w:tblPr>
       <w:tblInd w:w="0" w:type="dxa"/>
       <w:tblCellMar>
@@ -3673,7 +4123,7 @@
     </w:rPr>
   </w:style>
   <w:style w:type="character" w:customStyle="1" w:styleId="a4">
-    <w:name w:val="Название Знак"/>
+    <w:name w:val="Заголовок Знак"/>
     <w:basedOn w:val="a0"/>
     <w:link w:val="a3"/>
     <w:uiPriority w:val="10"/>
@@ -3837,7 +4287,6 @@
       <w:lang w:val="en-US" w:eastAsia="ru-RU"/>
     </w:rPr>
     <w:tblPr>
-      <w:tblInd w:w="0" w:type="dxa"/>
       <w:tblBorders>
         <w:top w:val="single" w:sz="4" w:space="0" w:color="auto"/>
         <w:left w:val="single" w:sz="4" w:space="0" w:color="auto"/>
@@ -3846,12 +4295,6 @@
         <w:insideH w:val="single" w:sz="4" w:space="0" w:color="auto"/>
         <w:insideV w:val="single" w:sz="4" w:space="0" w:color="auto"/>
       </w:tblBorders>
-      <w:tblCellMar>
-        <w:top w:w="0" w:type="dxa"/>
-        <w:left w:w="108" w:type="dxa"/>
-        <w:bottom w:w="0" w:type="dxa"/>
-        <w:right w:w="108" w:type="dxa"/>
-      </w:tblCellMar>
     </w:tblPr>
   </w:style>
   <w:style w:type="paragraph" w:customStyle="1" w:styleId="zfr3q">
@@ -4231,7 +4674,7 @@
   <a:extraClrSchemeLst/>
   <a:extLst>
     <a:ext uri="{05A4C25C-085E-4340-85A3-A5531E510DB2}">
-      <thm15:themeFamily xmlns:thm15="http://schemas.microsoft.com/office/thememl/2012/main" xmlns="" name="Office Theme" id="{2E142A2C-CD16-42D6-873A-C26D2A0506FA}" vid="{1BDDFF52-6CD6-40A5-AB3C-68EB2F1E4D0A}"/>
+      <thm15:themeFamily xmlns:thm15="http://schemas.microsoft.com/office/thememl/2012/main" name="Office Theme" id="{2E142A2C-CD16-42D6-873A-C26D2A0506FA}" vid="{1BDDFF52-6CD6-40A5-AB3C-68EB2F1E4D0A}"/>
     </a:ext>
   </a:extLst>
 </a:theme>

--- a/Отчёт.docx
+++ b/Отчёт.docx
@@ -1262,31 +1262,41 @@
         <w:jc w:val="center"/>
       </w:pPr>
       <w:r>
-        <w:object w:dxaOrig="9249" w:dyaOrig="15203" w14:anchorId="67BF608A">
-          <v:shapetype id="_x0000_t75" coordsize="21600,21600" o:spt="75" o:preferrelative="t" path="m@4@5l@4@11@9@11@9@5xe" filled="f" stroked="f">
-            <v:stroke joinstyle="miter"/>
-            <v:formulas>
-              <v:f eqn="if lineDrawn pixelLineWidth 0"/>
-              <v:f eqn="sum @0 1 0"/>
-              <v:f eqn="sum 0 0 @1"/>
-              <v:f eqn="prod @2 1 2"/>
-              <v:f eqn="prod @3 21600 pixelWidth"/>
-              <v:f eqn="prod @3 21600 pixelHeight"/>
-              <v:f eqn="sum @0 0 1"/>
-              <v:f eqn="prod @6 1 2"/>
-              <v:f eqn="prod @7 21600 pixelWidth"/>
-              <v:f eqn="sum @8 21600 0"/>
-              <v:f eqn="prod @7 21600 pixelHeight"/>
-              <v:f eqn="sum @10 21600 0"/>
-            </v:formulas>
-            <v:path o:extrusionok="f" gradientshapeok="t" o:connecttype="rect"/>
-            <o:lock v:ext="edit" aspectratio="t"/>
-          </v:shapetype>
-          <v:shape id="_x0000_i1025" type="#_x0000_t75" style="width:400pt;height:657pt" o:ole="">
-            <v:imagedata r:id="rId4" o:title=""/>
-          </v:shape>
-          <o:OLEObject Type="Embed" ProgID="Visio.Drawing.11" ShapeID="_x0000_i1025" DrawAspect="Content" ObjectID="_1852804772" r:id="rId5"/>
-        </w:object>
+        <w:drawing>
+          <wp:inline distT="0" distB="0" distL="0" distR="0" wp14:anchorId="73DB974C" wp14:editId="17258412">
+            <wp:extent cx="6020973" cy="7634032"/>
+            <wp:effectExtent l="0" t="0" r="0" b="0"/>
+            <wp:docPr id="2" name="Рисунок 2"/>
+            <wp:cNvGraphicFramePr>
+              <a:graphicFrameLocks xmlns:a="http://schemas.openxmlformats.org/drawingml/2006/main" noChangeAspect="1"/>
+            </wp:cNvGraphicFramePr>
+            <a:graphic xmlns:a="http://schemas.openxmlformats.org/drawingml/2006/main">
+              <a:graphicData uri="http://schemas.openxmlformats.org/drawingml/2006/picture">
+                <pic:pic xmlns:pic="http://schemas.openxmlformats.org/drawingml/2006/picture">
+                  <pic:nvPicPr>
+                    <pic:cNvPr id="1" name=""/>
+                    <pic:cNvPicPr/>
+                  </pic:nvPicPr>
+                  <pic:blipFill>
+                    <a:blip r:embed="rId4"/>
+                    <a:stretch>
+                      <a:fillRect/>
+                    </a:stretch>
+                  </pic:blipFill>
+                  <pic:spPr>
+                    <a:xfrm>
+                      <a:off x="0" y="0"/>
+                      <a:ext cx="6022876" cy="7636445"/>
+                    </a:xfrm>
+                    <a:prstGeom prst="rect">
+                      <a:avLst/>
+                    </a:prstGeom>
+                  </pic:spPr>
+                </pic:pic>
+              </a:graphicData>
+            </a:graphic>
+          </wp:inline>
+        </w:drawing>
       </w:r>
     </w:p>
     <w:p>
@@ -1295,12 +1305,42 @@
         <w:jc w:val="center"/>
       </w:pPr>
       <w:r>
-        <w:object w:dxaOrig="4118" w:dyaOrig="11517" w14:anchorId="33E77EFA">
-          <v:shape id="_x0000_i1026" type="#_x0000_t75" style="width:206pt;height:8in" o:ole="">
-            <v:imagedata r:id="rId6" o:title=""/>
-          </v:shape>
-          <o:OLEObject Type="Embed" ProgID="Visio.Drawing.11" ShapeID="_x0000_i1026" DrawAspect="Content" ObjectID="_1852804773" r:id="rId7"/>
-        </w:object>
+        <w:lastRenderedPageBreak/>
+        <w:drawing>
+          <wp:inline distT="0" distB="0" distL="0" distR="0" wp14:anchorId="7D3A1DDF" wp14:editId="2C35C422">
+            <wp:extent cx="4262510" cy="8070211"/>
+            <wp:effectExtent l="0" t="0" r="0" b="0"/>
+            <wp:docPr id="3" name="Рисунок 3"/>
+            <wp:cNvGraphicFramePr>
+              <a:graphicFrameLocks xmlns:a="http://schemas.openxmlformats.org/drawingml/2006/main" noChangeAspect="1"/>
+            </wp:cNvGraphicFramePr>
+            <a:graphic xmlns:a="http://schemas.openxmlformats.org/drawingml/2006/main">
+              <a:graphicData uri="http://schemas.openxmlformats.org/drawingml/2006/picture">
+                <pic:pic xmlns:pic="http://schemas.openxmlformats.org/drawingml/2006/picture">
+                  <pic:nvPicPr>
+                    <pic:cNvPr id="1" name=""/>
+                    <pic:cNvPicPr/>
+                  </pic:nvPicPr>
+                  <pic:blipFill>
+                    <a:blip r:embed="rId5"/>
+                    <a:stretch>
+                      <a:fillRect/>
+                    </a:stretch>
+                  </pic:blipFill>
+                  <pic:spPr>
+                    <a:xfrm>
+                      <a:off x="0" y="0"/>
+                      <a:ext cx="4265786" cy="8076414"/>
+                    </a:xfrm>
+                    <a:prstGeom prst="rect">
+                      <a:avLst/>
+                    </a:prstGeom>
+                  </pic:spPr>
+                </pic:pic>
+              </a:graphicData>
+            </a:graphic>
+          </wp:inline>
+        </w:drawing>
       </w:r>
     </w:p>
     <w:p>
@@ -1364,7 +1404,6 @@
           <w:szCs w:val="28"/>
           <w:lang w:val="ru-RU"/>
         </w:rPr>
-        <w:lastRenderedPageBreak/>
         <w:t>Расчет метрик Джилба вручную</w:t>
       </w:r>
     </w:p>
@@ -3259,7 +3298,6 @@
           <w:szCs w:val="28"/>
           <w:lang w:val="ru-RU"/>
         </w:rPr>
-        <w:lastRenderedPageBreak/>
         <w:t>Результат работы программы:</w:t>
       </w:r>
     </w:p>
@@ -3324,7 +3362,7 @@
                     <pic:cNvPicPr/>
                   </pic:nvPicPr>
                   <pic:blipFill>
-                    <a:blip r:embed="rId8"/>
+                    <a:blip r:embed="rId6"/>
                     <a:stretch>
                       <a:fillRect/>
                     </a:stretch>

--- a/Отчёт.docx
+++ b/Отчёт.docx
@@ -1260,43 +1260,36 @@
       <w:pPr>
         <w:spacing w:after="200" w:line="360" w:lineRule="auto"/>
         <w:jc w:val="center"/>
-      </w:pPr>
-      <w:r>
-        <w:drawing>
-          <wp:inline distT="0" distB="0" distL="0" distR="0" wp14:anchorId="73DB974C" wp14:editId="17258412">
-            <wp:extent cx="6020973" cy="7634032"/>
-            <wp:effectExtent l="0" t="0" r="0" b="0"/>
-            <wp:docPr id="2" name="Рисунок 2"/>
-            <wp:cNvGraphicFramePr>
-              <a:graphicFrameLocks xmlns:a="http://schemas.openxmlformats.org/drawingml/2006/main" noChangeAspect="1"/>
-            </wp:cNvGraphicFramePr>
-            <a:graphic xmlns:a="http://schemas.openxmlformats.org/drawingml/2006/main">
-              <a:graphicData uri="http://schemas.openxmlformats.org/drawingml/2006/picture">
-                <pic:pic xmlns:pic="http://schemas.openxmlformats.org/drawingml/2006/picture">
-                  <pic:nvPicPr>
-                    <pic:cNvPr id="1" name=""/>
-                    <pic:cNvPicPr/>
-                  </pic:nvPicPr>
-                  <pic:blipFill>
-                    <a:blip r:embed="rId4"/>
-                    <a:stretch>
-                      <a:fillRect/>
-                    </a:stretch>
-                  </pic:blipFill>
-                  <pic:spPr>
-                    <a:xfrm>
-                      <a:off x="0" y="0"/>
-                      <a:ext cx="6022876" cy="7636445"/>
-                    </a:xfrm>
-                    <a:prstGeom prst="rect">
-                      <a:avLst/>
-                    </a:prstGeom>
-                  </pic:spPr>
-                </pic:pic>
-              </a:graphicData>
-            </a:graphic>
-          </wp:inline>
-        </w:drawing>
+        <w:rPr>
+          <w:lang w:val="en-US"/>
+        </w:rPr>
+      </w:pPr>
+      <w:r>
+        <w:object w:dxaOrig="16001" w:dyaOrig="18701" w14:anchorId="2034C54B">
+          <v:shapetype id="_x0000_t75" coordsize="21600,21600" o:spt="75" o:preferrelative="t" path="m@4@5l@4@11@9@11@9@5xe" filled="f" stroked="f">
+            <v:stroke joinstyle="miter"/>
+            <v:formulas>
+              <v:f eqn="if lineDrawn pixelLineWidth 0"/>
+              <v:f eqn="sum @0 1 0"/>
+              <v:f eqn="sum 0 0 @1"/>
+              <v:f eqn="prod @2 1 2"/>
+              <v:f eqn="prod @3 21600 pixelWidth"/>
+              <v:f eqn="prod @3 21600 pixelHeight"/>
+              <v:f eqn="sum @0 0 1"/>
+              <v:f eqn="prod @6 1 2"/>
+              <v:f eqn="prod @7 21600 pixelWidth"/>
+              <v:f eqn="sum @8 21600 0"/>
+              <v:f eqn="prod @7 21600 pixelHeight"/>
+              <v:f eqn="sum @10 21600 0"/>
+            </v:formulas>
+            <v:path o:extrusionok="f" gradientshapeok="t" o:connecttype="rect"/>
+            <o:lock v:ext="edit" aspectratio="t"/>
+          </v:shapetype>
+          <v:shape id="_x0000_i1033" type="#_x0000_t75" style="width:474.5pt;height:555.5pt" o:ole="">
+            <v:imagedata r:id="rId4" o:title=""/>
+          </v:shape>
+          <o:OLEObject Type="Embed" ProgID="Visio.Drawing.15" ShapeID="_x0000_i1033" DrawAspect="Content" ObjectID="_1853592844" r:id="rId5"/>
+        </w:object>
       </w:r>
     </w:p>
     <w:p>
@@ -1305,67 +1298,14 @@
         <w:jc w:val="center"/>
       </w:pPr>
       <w:r>
-        <w:lastRenderedPageBreak/>
-        <w:drawing>
-          <wp:inline distT="0" distB="0" distL="0" distR="0" wp14:anchorId="7D3A1DDF" wp14:editId="2C35C422">
-            <wp:extent cx="4262510" cy="8070211"/>
-            <wp:effectExtent l="0" t="0" r="0" b="0"/>
-            <wp:docPr id="3" name="Рисунок 3"/>
-            <wp:cNvGraphicFramePr>
-              <a:graphicFrameLocks xmlns:a="http://schemas.openxmlformats.org/drawingml/2006/main" noChangeAspect="1"/>
-            </wp:cNvGraphicFramePr>
-            <a:graphic xmlns:a="http://schemas.openxmlformats.org/drawingml/2006/main">
-              <a:graphicData uri="http://schemas.openxmlformats.org/drawingml/2006/picture">
-                <pic:pic xmlns:pic="http://schemas.openxmlformats.org/drawingml/2006/picture">
-                  <pic:nvPicPr>
-                    <pic:cNvPr id="1" name=""/>
-                    <pic:cNvPicPr/>
-                  </pic:nvPicPr>
-                  <pic:blipFill>
-                    <a:blip r:embed="rId5"/>
-                    <a:stretch>
-                      <a:fillRect/>
-                    </a:stretch>
-                  </pic:blipFill>
-                  <pic:spPr>
-                    <a:xfrm>
-                      <a:off x="0" y="0"/>
-                      <a:ext cx="4265786" cy="8076414"/>
-                    </a:xfrm>
-                    <a:prstGeom prst="rect">
-                      <a:avLst/>
-                    </a:prstGeom>
-                  </pic:spPr>
-                </pic:pic>
-              </a:graphicData>
-            </a:graphic>
-          </wp:inline>
-        </w:drawing>
-      </w:r>
-    </w:p>
-    <w:p>
-      <w:pPr>
-        <w:spacing w:after="200" w:line="360" w:lineRule="auto"/>
-        <w:jc w:val="center"/>
-        <w:rPr>
-          <w:b/>
-          <w:sz w:val="32"/>
-          <w:szCs w:val="32"/>
-        </w:rPr>
-      </w:pPr>
-    </w:p>
-    <w:bookmarkEnd w:id="0"/>
-    <w:p>
-      <w:pPr>
-        <w:spacing w:after="200" w:line="360" w:lineRule="auto"/>
-        <w:jc w:val="center"/>
-        <w:rPr>
-          <w:b/>
-          <w:sz w:val="32"/>
-          <w:szCs w:val="32"/>
-          <w:lang w:val="ru-RU"/>
-        </w:rPr>
-      </w:pPr>
+        <w:object w:dxaOrig="7131" w:dyaOrig="14621" w14:anchorId="682ED75E">
+          <v:shape id="_x0000_i1035" type="#_x0000_t75" style="width:336pt;height:690pt" o:ole="">
+            <v:imagedata r:id="rId6" o:title=""/>
+          </v:shape>
+          <o:OLEObject Type="Embed" ProgID="Visio.Drawing.15" ShapeID="_x0000_i1035" DrawAspect="Content" ObjectID="_1853592845" r:id="rId7"/>
+        </w:object>
+      </w:r>
+      <w:bookmarkEnd w:id="0"/>
     </w:p>
     <w:p>
       <w:pPr>
@@ -1378,14 +1318,10 @@
           <w:color w:val="000000"/>
           <w:sz w:val="28"/>
           <w:szCs w:val="28"/>
-        </w:rPr>
-      </w:pPr>
-    </w:p>
-    <w:p>
-      <w:pPr>
-        <w:pStyle w:val="zfr3q"/>
-        <w:spacing w:before="0" w:beforeAutospacing="0" w:after="0" w:afterAutospacing="0"/>
-        <w:jc w:val="center"/>
+          <w:lang w:val="ru-RU"/>
+        </w:rPr>
+      </w:pPr>
+      <w:r>
         <w:rPr>
           <w:b/>
           <w:bCs/>
@@ -1394,16 +1330,7 @@
           <w:szCs w:val="28"/>
           <w:lang w:val="ru-RU"/>
         </w:rPr>
-      </w:pPr>
-      <w:r>
-        <w:rPr>
-          <w:b/>
-          <w:bCs/>
-          <w:color w:val="000000"/>
-          <w:sz w:val="28"/>
-          <w:szCs w:val="28"/>
-          <w:lang w:val="ru-RU"/>
-        </w:rPr>
+        <w:lastRenderedPageBreak/>
         <w:t>Расчет метрик Джилба вручную</w:t>
       </w:r>
     </w:p>
@@ -3298,6 +3225,7 @@
           <w:szCs w:val="28"/>
           <w:lang w:val="ru-RU"/>
         </w:rPr>
+        <w:lastRenderedPageBreak/>
         <w:t>Результат работы программы:</w:t>
       </w:r>
     </w:p>
@@ -3362,7 +3290,7 @@
                     <pic:cNvPicPr/>
                   </pic:nvPicPr>
                   <pic:blipFill>
-                    <a:blip r:embed="rId6"/>
+                    <a:blip r:embed="rId8"/>
                     <a:stretch>
                       <a:fillRect/>
                     </a:stretch>
